--- a/课程设计/课程设计.docx
+++ b/课程设计/课程设计.docx
@@ -4,307 +4,771 @@
   <w:body>
     <w:p>
       <w:pPr>
-        <w:spacing w:before="800" w:after="120"/>
+        <w:ind w:left="-60" w:leftChars="-200" w:hanging="420" w:firstLineChars="0"/>
+        <w:rPr>
+          <w:rFonts w:ascii="Calibri" w:hAnsi="Calibri" w:eastAsia="宋体" w:cs="Times New Roman"/>
+          <w:szCs w:val="21"/>
+          <w:lang w:bidi="ar"/>
+        </w:rPr>
+      </w:pPr>
+      <w:r>
+        <w:rPr>
+          <w:rFonts w:ascii="Calibri" w:hAnsi="Calibri" w:eastAsia="宋体" w:cs="Times New Roman"/>
+          <w:szCs w:val="21"/>
+          <w:lang w:bidi="ar"/>
+        </w:rPr>
+        <w:drawing>
+          <wp:inline distT="0" distB="0" distL="114300" distR="114300">
+            <wp:extent cx="685800" cy="666750"/>
+            <wp:effectExtent l="0" t="0" r="0" b="19050"/>
+            <wp:docPr id="21" name="图片 21" descr="IMG_256"/>
+            <wp:cNvGraphicFramePr>
+              <a:graphicFrameLocks xmlns:a="http://schemas.openxmlformats.org/drawingml/2006/main" noChangeAspect="1"/>
+            </wp:cNvGraphicFramePr>
+            <a:graphic xmlns:a="http://schemas.openxmlformats.org/drawingml/2006/main">
+              <a:graphicData uri="http://schemas.openxmlformats.org/drawingml/2006/picture">
+                <pic:pic xmlns:pic="http://schemas.openxmlformats.org/drawingml/2006/picture">
+                  <pic:nvPicPr>
+                    <pic:cNvPr id="21" name="图片 21" descr="IMG_256"/>
+                    <pic:cNvPicPr>
+                      <a:picLocks noChangeAspect="1"/>
+                    </pic:cNvPicPr>
+                  </pic:nvPicPr>
+                  <pic:blipFill>
+                    <a:blip r:embed="rId7"/>
+                    <a:stretch>
+                      <a:fillRect/>
+                    </a:stretch>
+                  </pic:blipFill>
+                  <pic:spPr>
+                    <a:xfrm>
+                      <a:off x="0" y="0"/>
+                      <a:ext cx="685800" cy="666750"/>
+                    </a:xfrm>
+                    <a:prstGeom prst="rect">
+                      <a:avLst/>
+                    </a:prstGeom>
+                    <a:noFill/>
+                    <a:ln w="9525">
+                      <a:noFill/>
+                    </a:ln>
+                  </pic:spPr>
+                </pic:pic>
+              </a:graphicData>
+            </a:graphic>
+          </wp:inline>
+        </w:drawing>
+      </w:r>
+      <w:r>
+        <w:rPr>
+          <w:rFonts w:ascii="Calibri" w:hAnsi="Calibri" w:eastAsia="宋体" w:cs="Times New Roman"/>
+          <w:szCs w:val="21"/>
+          <w:lang w:bidi="ar"/>
+        </w:rPr>
+        <w:drawing>
+          <wp:inline distT="0" distB="0" distL="114300" distR="114300">
+            <wp:extent cx="923925" cy="704850"/>
+            <wp:effectExtent l="0" t="0" r="15875" b="6350"/>
+            <wp:docPr id="11" name="图片 11" descr="IMG_257"/>
+            <wp:cNvGraphicFramePr>
+              <a:graphicFrameLocks xmlns:a="http://schemas.openxmlformats.org/drawingml/2006/main" noChangeAspect="1"/>
+            </wp:cNvGraphicFramePr>
+            <a:graphic xmlns:a="http://schemas.openxmlformats.org/drawingml/2006/main">
+              <a:graphicData uri="http://schemas.openxmlformats.org/drawingml/2006/picture">
+                <pic:pic xmlns:pic="http://schemas.openxmlformats.org/drawingml/2006/picture">
+                  <pic:nvPicPr>
+                    <pic:cNvPr id="11" name="图片 11" descr="IMG_257"/>
+                    <pic:cNvPicPr>
+                      <a:picLocks noChangeAspect="1"/>
+                    </pic:cNvPicPr>
+                  </pic:nvPicPr>
+                  <pic:blipFill>
+                    <a:blip r:embed="rId8"/>
+                    <a:stretch>
+                      <a:fillRect/>
+                    </a:stretch>
+                  </pic:blipFill>
+                  <pic:spPr>
+                    <a:xfrm>
+                      <a:off x="0" y="0"/>
+                      <a:ext cx="923925" cy="704850"/>
+                    </a:xfrm>
+                    <a:prstGeom prst="rect">
+                      <a:avLst/>
+                    </a:prstGeom>
+                    <a:noFill/>
+                    <a:ln w="9525">
+                      <a:noFill/>
+                    </a:ln>
+                  </pic:spPr>
+                </pic:pic>
+              </a:graphicData>
+            </a:graphic>
+          </wp:inline>
+        </w:drawing>
+      </w:r>
+    </w:p>
+    <w:p>
+      <w:pPr>
+        <w:ind w:left="-60" w:leftChars="-200" w:hanging="420" w:firstLineChars="0"/>
+        <w:rPr>
+          <w:rFonts w:ascii="Calibri" w:hAnsi="Calibri" w:eastAsia="宋体" w:cs="Times New Roman"/>
+          <w:szCs w:val="21"/>
+          <w:lang w:bidi="ar"/>
+        </w:rPr>
+      </w:pPr>
+    </w:p>
+    <w:p>
+      <w:pPr>
+        <w:ind w:firstLine="420"/>
         <w:jc w:val="center"/>
       </w:pPr>
       <w:r>
+        <w:rPr>
+          <w:rFonts w:ascii="Calibri" w:hAnsi="Calibri" w:eastAsia="宋体" w:cs="Times New Roman"/>
+          <w:szCs w:val="21"/>
+          <w:lang w:bidi="ar"/>
+        </w:rPr>
+        <w:drawing>
+          <wp:inline distT="0" distB="0" distL="114300" distR="114300">
+            <wp:extent cx="3162300" cy="895350"/>
+            <wp:effectExtent l="0" t="0" r="12700" b="19050"/>
+            <wp:docPr id="22" name="图片 22" descr="IMG_258"/>
+            <wp:cNvGraphicFramePr>
+              <a:graphicFrameLocks xmlns:a="http://schemas.openxmlformats.org/drawingml/2006/main" noChangeAspect="1"/>
+            </wp:cNvGraphicFramePr>
+            <a:graphic xmlns:a="http://schemas.openxmlformats.org/drawingml/2006/main">
+              <a:graphicData uri="http://schemas.openxmlformats.org/drawingml/2006/picture">
+                <pic:pic xmlns:pic="http://schemas.openxmlformats.org/drawingml/2006/picture">
+                  <pic:nvPicPr>
+                    <pic:cNvPr id="22" name="图片 22" descr="IMG_258"/>
+                    <pic:cNvPicPr>
+                      <a:picLocks noChangeAspect="1"/>
+                    </pic:cNvPicPr>
+                  </pic:nvPicPr>
+                  <pic:blipFill>
+                    <a:blip r:embed="rId9"/>
+                    <a:stretch>
+                      <a:fillRect/>
+                    </a:stretch>
+                  </pic:blipFill>
+                  <pic:spPr>
+                    <a:xfrm>
+                      <a:off x="0" y="0"/>
+                      <a:ext cx="3162300" cy="895350"/>
+                    </a:xfrm>
+                    <a:prstGeom prst="rect">
+                      <a:avLst/>
+                    </a:prstGeom>
+                    <a:noFill/>
+                    <a:ln w="9525">
+                      <a:noFill/>
+                    </a:ln>
+                  </pic:spPr>
+                </pic:pic>
+              </a:graphicData>
+            </a:graphic>
+          </wp:inline>
+        </w:drawing>
+      </w:r>
+      <w:r>
+        <w:rPr>
+          <w:rFonts w:hint="eastAsia" w:ascii="隶书" w:hAnsi="隶书" w:eastAsia="隶书" w:cs="隶书"/>
+          <w:sz w:val="144"/>
+          <w:szCs w:val="144"/>
+          <w:lang w:bidi="ar"/>
+        </w:rPr>
+        <w:t> </w:t>
+      </w:r>
+    </w:p>
+    <w:p>
+      <w:pPr>
+        <w:ind w:firstLine="640"/>
+        <w:jc w:val="center"/>
+      </w:pPr>
+      <w:r>
+        <w:rPr>
+          <w:rFonts w:ascii="Calibri" w:hAnsi="Calibri" w:eastAsia="隶书" w:cs="Calibri"/>
+          <w:sz w:val="32"/>
+          <w:szCs w:val="32"/>
+          <w:lang w:bidi="ar"/>
+        </w:rPr>
+        <w:t> </w:t>
+      </w:r>
+    </w:p>
+    <w:p>
+      <w:pPr>
+        <w:ind w:firstLine="1044"/>
+        <w:jc w:val="center"/>
+        <w:rPr>
+          <w:rFonts w:hint="eastAsia" w:eastAsia="黑体"/>
+          <w:b/>
+          <w:bCs/>
+          <w:sz w:val="52"/>
+          <w:szCs w:val="52"/>
+          <w:lang w:eastAsia="zh-CN"/>
+        </w:rPr>
+      </w:pPr>
+      <w:bookmarkStart w:id="34" w:name="_GoBack"/>
+      <w:bookmarkEnd w:id="34"/>
+      <w:r>
+        <w:rPr>
+          <w:rFonts w:hint="eastAsia" w:ascii="黑体" w:hAnsi="宋体" w:eastAsia="黑体" w:cs="黑体"/>
+          <w:b/>
+          <w:bCs/>
+          <w:sz w:val="52"/>
+          <w:szCs w:val="52"/>
+          <w:lang w:val="en-US" w:eastAsia="zh-CN" w:bidi="ar"/>
+        </w:rPr>
+        <w:t xml:space="preserve">课程设计 </w:t>
+      </w:r>
+    </w:p>
+    <w:p>
+      <w:pPr>
+        <w:ind w:firstLine="960"/>
+      </w:pPr>
+      <w:r>
+        <w:rPr>
+          <w:rFonts w:ascii="Calibri" w:hAnsi="Calibri" w:eastAsia="隶书" w:cs="Calibri"/>
+          <w:sz w:val="48"/>
+          <w:szCs w:val="48"/>
+          <w:lang w:bidi="ar"/>
+        </w:rPr>
+        <w:t> </w:t>
+      </w:r>
+    </w:p>
+    <w:p>
+      <w:pPr>
+        <w:ind w:left="1260" w:firstLine="720"/>
+        <w:rPr>
+          <w:u w:val="single"/>
+        </w:rPr>
+      </w:pPr>
+      <w:r>
+        <w:rPr>
+          <w:rFonts w:hint="eastAsia" w:ascii="黑体" w:hAnsi="宋体" w:eastAsia="黑体" w:cs="黑体"/>
+          <w:sz w:val="36"/>
+          <w:szCs w:val="36"/>
+          <w:lang w:bidi="ar"/>
+        </w:rPr>
+        <w:t>课程名称</w:t>
+      </w:r>
+      <w:r>
+        <w:rPr>
+          <w:rFonts w:hint="eastAsia" w:ascii="黑体" w:hAnsi="宋体" w:eastAsia="黑体" w:cs="黑体"/>
+          <w:sz w:val="36"/>
+          <w:szCs w:val="36"/>
+          <w:u w:val="single"/>
+          <w:lang w:bidi="ar"/>
+        </w:rPr>
+        <w:t xml:space="preserve">      </w:t>
+      </w:r>
+      <w:r>
+        <w:rPr>
+          <w:rFonts w:hint="eastAsia" w:ascii="黑体" w:hAnsi="宋体" w:eastAsia="黑体" w:cs="黑体"/>
+          <w:sz w:val="36"/>
+          <w:szCs w:val="36"/>
+          <w:u w:val="single"/>
+          <w:lang w:val="en-US" w:eastAsia="zh-CN" w:bidi="ar"/>
+        </w:rPr>
+        <w:t>文本信息挖掘概论</w:t>
+      </w:r>
+      <w:r>
+        <w:rPr>
+          <w:rFonts w:hint="eastAsia" w:ascii="黑体" w:hAnsi="宋体" w:eastAsia="黑体" w:cs="黑体"/>
+          <w:sz w:val="36"/>
+          <w:szCs w:val="36"/>
+          <w:u w:val="single"/>
+          <w:lang w:bidi="ar"/>
+        </w:rPr>
+        <w:t xml:space="preserve">       </w:t>
+      </w:r>
+    </w:p>
+    <w:p>
+      <w:pPr>
+        <w:ind w:left="1260" w:firstLine="720"/>
+        <w:rPr>
+          <w:u w:val="single"/>
+        </w:rPr>
+      </w:pPr>
+      <w:r>
+        <w:rPr>
+          <w:rFonts w:hint="eastAsia" w:ascii="黑体" w:hAnsi="宋体" w:eastAsia="黑体" w:cs="黑体"/>
+          <w:sz w:val="36"/>
+          <w:szCs w:val="36"/>
+          <w:lang w:bidi="ar"/>
+        </w:rPr>
+        <w:t>学生学院</w:t>
+      </w:r>
+      <w:r>
+        <w:rPr>
+          <w:rFonts w:hint="eastAsia" w:ascii="黑体" w:hAnsi="宋体" w:eastAsia="黑体" w:cs="黑体"/>
+          <w:sz w:val="36"/>
+          <w:szCs w:val="36"/>
+          <w:u w:val="single"/>
+          <w:lang w:bidi="ar"/>
+        </w:rPr>
+        <w:t xml:space="preserve">        计算机学院        </w:t>
+      </w:r>
+    </w:p>
+    <w:p>
+      <w:pPr>
+        <w:ind w:left="1260" w:firstLine="720"/>
+        <w:rPr>
+          <w:u w:val="single"/>
+        </w:rPr>
+      </w:pPr>
+      <w:r>
+        <w:rPr>
+          <w:rFonts w:hint="eastAsia" w:ascii="黑体" w:hAnsi="宋体" w:eastAsia="黑体" w:cs="黑体"/>
+          <w:sz w:val="36"/>
+          <w:szCs w:val="36"/>
+          <w:lang w:bidi="ar"/>
+        </w:rPr>
+        <w:t>专业班级</w:t>
+      </w:r>
+      <w:r>
+        <w:rPr>
+          <w:rFonts w:hint="eastAsia" w:ascii="黑体" w:hAnsi="宋体" w:eastAsia="黑体" w:cs="黑体"/>
+          <w:sz w:val="36"/>
+          <w:szCs w:val="36"/>
+          <w:u w:val="single"/>
+          <w:lang w:bidi="ar"/>
+        </w:rPr>
+        <w:t xml:space="preserve">  </w:t>
+      </w:r>
+      <w:r>
+        <w:rPr>
+          <w:rFonts w:ascii="黑体" w:hAnsi="宋体" w:eastAsia="黑体" w:cs="黑体"/>
+          <w:sz w:val="36"/>
+          <w:szCs w:val="36"/>
+          <w:u w:val="single"/>
+          <w:lang w:bidi="ar"/>
+        </w:rPr>
+        <w:t xml:space="preserve">   </w:t>
+      </w:r>
+      <w:r>
+        <w:rPr>
+          <w:rFonts w:hint="eastAsia" w:ascii="黑体" w:hAnsi="宋体" w:eastAsia="黑体" w:cs="黑体"/>
+          <w:sz w:val="36"/>
+          <w:szCs w:val="36"/>
+          <w:u w:val="single"/>
+          <w:lang w:bidi="ar"/>
+        </w:rPr>
+        <w:t>软件工程2</w:t>
+      </w:r>
+      <w:r>
+        <w:rPr>
+          <w:rFonts w:hint="eastAsia" w:ascii="黑体" w:hAnsi="宋体" w:eastAsia="黑体" w:cs="黑体"/>
+          <w:sz w:val="36"/>
+          <w:szCs w:val="36"/>
+          <w:u w:val="single"/>
+          <w:lang w:val="en-US" w:eastAsia="zh-CN" w:bidi="ar"/>
+        </w:rPr>
+        <w:t>3</w:t>
+      </w:r>
+      <w:r>
+        <w:rPr>
+          <w:rFonts w:hint="eastAsia" w:ascii="黑体" w:hAnsi="宋体" w:eastAsia="黑体" w:cs="黑体"/>
+          <w:sz w:val="36"/>
+          <w:szCs w:val="36"/>
+          <w:u w:val="single"/>
+          <w:lang w:bidi="ar"/>
+        </w:rPr>
+        <w:t>级</w:t>
+      </w:r>
+      <w:r>
+        <w:rPr>
+          <w:rFonts w:hint="eastAsia" w:ascii="黑体" w:hAnsi="宋体" w:eastAsia="黑体" w:cs="黑体"/>
+          <w:sz w:val="36"/>
+          <w:szCs w:val="36"/>
+          <w:u w:val="single"/>
+          <w:lang w:val="en-US" w:eastAsia="zh-CN" w:bidi="ar"/>
+        </w:rPr>
+        <w:t xml:space="preserve"> 2 </w:t>
+      </w:r>
+      <w:r>
+        <w:rPr>
+          <w:rFonts w:hint="eastAsia" w:ascii="黑体" w:hAnsi="宋体" w:eastAsia="黑体" w:cs="黑体"/>
+          <w:sz w:val="36"/>
+          <w:szCs w:val="36"/>
+          <w:u w:val="single"/>
+          <w:lang w:bidi="ar"/>
+        </w:rPr>
+        <w:t xml:space="preserve">班 </w:t>
+      </w:r>
+      <w:r>
+        <w:rPr>
+          <w:rFonts w:ascii="黑体" w:hAnsi="宋体" w:eastAsia="黑体" w:cs="黑体"/>
+          <w:sz w:val="36"/>
+          <w:szCs w:val="36"/>
+          <w:u w:val="single"/>
+          <w:lang w:bidi="ar"/>
+        </w:rPr>
+        <w:t xml:space="preserve">  </w:t>
+      </w:r>
+    </w:p>
+    <w:p>
+      <w:pPr>
+        <w:ind w:left="1260" w:firstLine="720"/>
+        <w:rPr>
+          <w:u w:val="single"/>
+        </w:rPr>
+      </w:pPr>
+      <w:r>
+        <w:rPr>
+          <w:rFonts w:hint="eastAsia" w:ascii="黑体" w:hAnsi="宋体" w:eastAsia="黑体" w:cs="黑体"/>
+          <w:sz w:val="36"/>
+          <w:szCs w:val="36"/>
+          <w:lang w:bidi="ar"/>
+        </w:rPr>
+        <w:t>学   号</w:t>
+      </w:r>
+      <w:r>
+        <w:rPr>
+          <w:rFonts w:hint="eastAsia" w:ascii="黑体" w:hAnsi="宋体" w:eastAsia="黑体" w:cs="黑体"/>
+          <w:sz w:val="36"/>
+          <w:szCs w:val="36"/>
+          <w:u w:val="single"/>
+          <w:lang w:bidi="ar"/>
+        </w:rPr>
+        <w:t xml:space="preserve">        312</w:t>
+      </w:r>
+      <w:r>
+        <w:rPr>
+          <w:rFonts w:hint="eastAsia" w:ascii="黑体" w:hAnsi="宋体" w:eastAsia="黑体" w:cs="黑体"/>
+          <w:sz w:val="36"/>
+          <w:szCs w:val="36"/>
+          <w:u w:val="single"/>
+          <w:lang w:val="en-US" w:eastAsia="zh-CN" w:bidi="ar"/>
+        </w:rPr>
+        <w:t>3004449</w:t>
+      </w:r>
+      <w:r>
+        <w:rPr>
+          <w:rFonts w:hint="eastAsia" w:ascii="黑体" w:hAnsi="宋体" w:eastAsia="黑体" w:cs="黑体"/>
+          <w:sz w:val="36"/>
+          <w:szCs w:val="36"/>
+          <w:u w:val="single"/>
+          <w:lang w:bidi="ar"/>
+        </w:rPr>
+        <w:t xml:space="preserve">        </w:t>
+      </w:r>
+    </w:p>
+    <w:p>
+      <w:pPr>
+        <w:ind w:left="1260" w:firstLine="720"/>
+        <w:rPr>
+          <w:u w:val="single"/>
+        </w:rPr>
+      </w:pPr>
+      <w:r>
+        <w:rPr>
+          <w:rFonts w:hint="eastAsia" w:ascii="黑体" w:hAnsi="宋体" w:eastAsia="黑体" w:cs="黑体"/>
+          <w:sz w:val="36"/>
+          <w:szCs w:val="36"/>
+          <w:lang w:bidi="ar"/>
+        </w:rPr>
+        <w:t>学生姓名</w:t>
+      </w:r>
+      <w:r>
+        <w:rPr>
+          <w:rFonts w:hint="eastAsia" w:ascii="黑体" w:hAnsi="宋体" w:eastAsia="黑体" w:cs="黑体"/>
+          <w:sz w:val="36"/>
+          <w:szCs w:val="36"/>
+          <w:u w:val="single"/>
+          <w:lang w:bidi="ar"/>
+        </w:rPr>
+        <w:t xml:space="preserve">     </w:t>
+      </w:r>
+      <w:r>
+        <w:rPr>
+          <w:rFonts w:hint="eastAsia" w:ascii="黑体" w:hAnsi="宋体" w:eastAsia="黑体" w:cs="黑体"/>
+          <w:sz w:val="36"/>
+          <w:szCs w:val="36"/>
+          <w:u w:val="single"/>
+          <w:lang w:val="en-US" w:eastAsia="zh-CN" w:bidi="ar"/>
+        </w:rPr>
+        <w:t xml:space="preserve">  </w:t>
+      </w:r>
+      <w:r>
+        <w:rPr>
+          <w:rFonts w:hint="eastAsia" w:ascii="黑体" w:hAnsi="宋体" w:eastAsia="黑体" w:cs="黑体"/>
+          <w:sz w:val="36"/>
+          <w:szCs w:val="36"/>
+          <w:u w:val="single"/>
+          <w:lang w:bidi="ar"/>
+        </w:rPr>
+        <w:t xml:space="preserve">   </w:t>
+      </w:r>
+      <w:r>
+        <w:rPr>
+          <w:rFonts w:hint="eastAsia" w:ascii="黑体" w:hAnsi="宋体" w:eastAsia="黑体" w:cs="黑体"/>
+          <w:sz w:val="36"/>
+          <w:szCs w:val="36"/>
+          <w:u w:val="single"/>
+          <w:lang w:val="en-US" w:eastAsia="zh-CN" w:bidi="ar"/>
+        </w:rPr>
+        <w:t>林奕宏</w:t>
+      </w:r>
+      <w:r>
+        <w:rPr>
+          <w:rFonts w:hint="eastAsia" w:ascii="黑体" w:hAnsi="宋体" w:eastAsia="黑体" w:cs="黑体"/>
+          <w:sz w:val="36"/>
+          <w:szCs w:val="36"/>
+          <w:u w:val="single"/>
+          <w:lang w:bidi="ar"/>
+        </w:rPr>
+        <w:t xml:space="preserve">      </w:t>
+      </w:r>
+      <w:r>
+        <w:rPr>
+          <w:rFonts w:hint="eastAsia" w:ascii="黑体" w:hAnsi="宋体" w:eastAsia="黑体" w:cs="黑体"/>
+          <w:sz w:val="36"/>
+          <w:szCs w:val="36"/>
+          <w:u w:val="single"/>
+          <w:lang w:val="en-US" w:eastAsia="zh-CN" w:bidi="ar"/>
+        </w:rPr>
+        <w:t xml:space="preserve"> </w:t>
+      </w:r>
+      <w:r>
+        <w:rPr>
+          <w:rFonts w:hint="eastAsia" w:ascii="黑体" w:hAnsi="宋体" w:eastAsia="黑体" w:cs="黑体"/>
+          <w:sz w:val="36"/>
+          <w:szCs w:val="36"/>
+          <w:u w:val="single"/>
+          <w:lang w:bidi="ar"/>
+        </w:rPr>
+        <w:t xml:space="preserve">  </w:t>
+      </w:r>
+    </w:p>
+    <w:p>
+      <w:pPr>
+        <w:ind w:left="1260" w:firstLine="720"/>
+        <w:rPr>
+          <w:u w:val="single"/>
+        </w:rPr>
+      </w:pPr>
+      <w:r>
+        <w:rPr>
+          <w:rFonts w:hint="eastAsia" w:ascii="黑体" w:hAnsi="宋体" w:eastAsia="黑体" w:cs="黑体"/>
+          <w:sz w:val="36"/>
+          <w:szCs w:val="36"/>
+          <w:lang w:bidi="ar"/>
+        </w:rPr>
+        <w:t>指导教师</w:t>
+      </w:r>
+      <w:r>
+        <w:rPr>
+          <w:rFonts w:hint="eastAsia" w:ascii="黑体" w:hAnsi="宋体" w:eastAsia="黑体" w:cs="黑体"/>
+          <w:sz w:val="36"/>
+          <w:szCs w:val="36"/>
+          <w:u w:val="single"/>
+          <w:lang w:bidi="ar"/>
+        </w:rPr>
+        <w:t xml:space="preserve">          </w:t>
+      </w:r>
+      <w:r>
+        <w:rPr>
+          <w:rFonts w:hint="eastAsia" w:ascii="黑体" w:hAnsi="宋体" w:eastAsia="黑体" w:cs="黑体"/>
+          <w:sz w:val="36"/>
+          <w:szCs w:val="36"/>
+          <w:u w:val="single"/>
+          <w:lang w:val="en-US" w:eastAsia="zh-CN" w:bidi="ar"/>
+        </w:rPr>
+        <w:t>刘博生</w:t>
+      </w:r>
+      <w:r>
+        <w:rPr>
+          <w:rFonts w:hint="eastAsia" w:ascii="黑体" w:hAnsi="宋体" w:eastAsia="黑体" w:cs="黑体"/>
+          <w:sz w:val="36"/>
+          <w:szCs w:val="36"/>
+          <w:u w:val="single"/>
+          <w:lang w:bidi="ar"/>
+        </w:rPr>
+        <w:t xml:space="preserve">          </w:t>
+      </w:r>
+    </w:p>
+    <w:p>
+      <w:pPr>
+        <w:spacing w:line="400" w:lineRule="atLeast"/>
+        <w:ind w:firstLine="720"/>
+      </w:pPr>
+      <w:r>
+        <w:rPr>
+          <w:rFonts w:ascii="Calibri" w:hAnsi="Calibri" w:eastAsia="隶书" w:cs="Calibri"/>
+          <w:sz w:val="36"/>
+          <w:szCs w:val="36"/>
+          <w:lang w:bidi="ar"/>
+        </w:rPr>
+        <w:t> </w:t>
+      </w:r>
+    </w:p>
+    <w:p>
+      <w:pPr>
+        <w:spacing w:line="400" w:lineRule="atLeast"/>
+        <w:ind w:firstLine="720"/>
+      </w:pPr>
+      <w:r>
+        <w:rPr>
+          <w:rFonts w:ascii="Calibri" w:hAnsi="Calibri" w:eastAsia="隶书" w:cs="Calibri"/>
+          <w:sz w:val="36"/>
+          <w:szCs w:val="36"/>
+          <w:lang w:bidi="ar"/>
+        </w:rPr>
+        <w:t> </w:t>
+      </w:r>
+    </w:p>
+    <w:p>
+      <w:pPr>
+        <w:spacing w:line="400" w:lineRule="atLeast"/>
+        <w:ind w:firstLine="720"/>
+      </w:pPr>
+      <w:r>
+        <w:rPr>
+          <w:rFonts w:ascii="Calibri" w:hAnsi="Calibri" w:eastAsia="隶书" w:cs="Calibri"/>
+          <w:sz w:val="36"/>
+          <w:szCs w:val="36"/>
+          <w:lang w:bidi="ar"/>
+        </w:rPr>
+        <w:t> </w:t>
+      </w:r>
+    </w:p>
+    <w:p>
+      <w:pPr>
+        <w:spacing w:line="400" w:lineRule="atLeast"/>
+        <w:ind w:firstLine="720"/>
+      </w:pPr>
+      <w:r>
+        <w:rPr>
+          <w:rFonts w:ascii="Calibri" w:hAnsi="Calibri" w:eastAsia="隶书" w:cs="Calibri"/>
+          <w:sz w:val="36"/>
+          <w:szCs w:val="36"/>
+          <w:lang w:bidi="ar"/>
+        </w:rPr>
+        <w:t> </w:t>
+      </w:r>
+    </w:p>
+    <w:p>
+      <w:pPr>
+        <w:spacing w:line="400" w:lineRule="atLeast"/>
+        <w:ind w:firstLine="720"/>
+      </w:pPr>
+      <w:r>
+        <w:rPr>
+          <w:rFonts w:ascii="Calibri" w:hAnsi="Calibri" w:eastAsia="隶书" w:cs="Calibri"/>
+          <w:sz w:val="36"/>
+          <w:szCs w:val="36"/>
+          <w:lang w:bidi="ar"/>
+        </w:rPr>
+        <w:t> </w:t>
+      </w:r>
+    </w:p>
+    <w:p>
+      <w:pPr>
+        <w:spacing w:line="400" w:lineRule="atLeast"/>
+        <w:ind w:firstLine="720"/>
+      </w:pPr>
+      <w:r>
+        <w:rPr>
+          <w:rFonts w:ascii="Calibri" w:hAnsi="Calibri" w:eastAsia="隶书" w:cs="Calibri"/>
+          <w:sz w:val="36"/>
+          <w:szCs w:val="36"/>
+          <w:lang w:bidi="ar"/>
+        </w:rPr>
+        <w:t> </w:t>
+      </w:r>
+      <w:r>
+        <w:rPr>
+          <w:rFonts w:hint="eastAsia" w:ascii="隶书" w:hAnsi="隶书" w:eastAsia="隶书" w:cs="隶书"/>
+          <w:sz w:val="36"/>
+          <w:szCs w:val="36"/>
+          <w:lang w:bidi="ar"/>
+        </w:rPr>
+        <w:t> </w:t>
+      </w:r>
+    </w:p>
+    <w:p>
+      <w:pPr>
+        <w:jc w:val="center"/>
         <w:rPr>
           <w:rFonts w:ascii="Times New Roman" w:hAnsi="Times New Roman" w:eastAsia="黑体"/>
           <w:b/>
           <w:sz w:val="44"/>
         </w:rPr>
-        <w:t>面向中文科技 RSS 语料的主题结构与演化挖掘</w:t>
-      </w:r>
-    </w:p>
-    <w:p>
-      <w:pPr>
-        <w:spacing w:after="520"/>
-        <w:jc w:val="center"/>
-      </w:pPr>
+      </w:pPr>
+      <w:r>
+        <w:rPr>
+          <w:rFonts w:hint="eastAsia" w:ascii="黑体" w:hAnsi="黑体" w:eastAsia="黑体" w:cs="黑体"/>
+          <w:sz w:val="36"/>
+          <w:szCs w:val="36"/>
+          <w:lang w:bidi="ar"/>
+        </w:rPr>
+        <w:t>202</w:t>
+      </w:r>
+      <w:r>
+        <w:rPr>
+          <w:rFonts w:hint="eastAsia" w:ascii="黑体" w:hAnsi="黑体" w:eastAsia="黑体" w:cs="黑体"/>
+          <w:sz w:val="36"/>
+          <w:szCs w:val="36"/>
+          <w:lang w:val="en-US" w:eastAsia="zh-CN" w:bidi="ar"/>
+        </w:rPr>
+        <w:t>6</w:t>
+      </w:r>
+      <w:r>
+        <w:rPr>
+          <w:rFonts w:hint="eastAsia" w:ascii="黑体" w:hAnsi="黑体" w:eastAsia="黑体" w:cs="黑体"/>
+          <w:sz w:val="36"/>
+          <w:szCs w:val="36"/>
+          <w:lang w:bidi="ar"/>
+        </w:rPr>
+        <w:t>年</w:t>
+      </w:r>
+      <w:r>
+        <w:rPr>
+          <w:rFonts w:hint="eastAsia" w:ascii="黑体" w:hAnsi="黑体" w:eastAsia="黑体" w:cs="黑体"/>
+          <w:sz w:val="36"/>
+          <w:szCs w:val="36"/>
+          <w:lang w:val="en-US" w:eastAsia="zh-CN" w:bidi="ar"/>
+        </w:rPr>
+        <w:t>6</w:t>
+      </w:r>
+      <w:r>
+        <w:rPr>
+          <w:rFonts w:hint="eastAsia" w:ascii="黑体" w:hAnsi="黑体" w:eastAsia="黑体" w:cs="黑体"/>
+          <w:sz w:val="36"/>
+          <w:szCs w:val="36"/>
+          <w:lang w:bidi="ar"/>
+        </w:rPr>
+        <w:t>月</w:t>
+      </w:r>
+      <w:r>
+        <w:rPr>
+          <w:rFonts w:hint="eastAsia" w:ascii="黑体" w:hAnsi="黑体" w:eastAsia="黑体" w:cs="黑体"/>
+          <w:sz w:val="36"/>
+          <w:szCs w:val="36"/>
+          <w:lang w:val="en-US" w:eastAsia="zh-CN" w:bidi="ar"/>
+        </w:rPr>
+        <w:t>14</w:t>
+      </w:r>
+      <w:r>
+        <w:rPr>
+          <w:rFonts w:hint="eastAsia" w:ascii="黑体" w:hAnsi="黑体" w:eastAsia="黑体" w:cs="黑体"/>
+          <w:sz w:val="36"/>
+          <w:szCs w:val="36"/>
+          <w:lang w:bidi="ar"/>
+        </w:rPr>
+        <w:t>日</w:t>
+      </w:r>
       <w:r>
         <w:rPr>
           <w:rFonts w:ascii="Times New Roman" w:hAnsi="Times New Roman" w:eastAsia="黑体"/>
           <w:b/>
-          <w:sz w:val="30"/>
-        </w:rPr>
-        <w:t>基于 LDA 主题模型的实证研究</w:t>
-      </w:r>
-    </w:p>
-    <w:tbl>
-      <w:tblPr>
-        <w:tblStyle w:val="5"/>
-        <w:tblW w:w="9200" w:type="dxa"/>
-        <w:jc w:val="center"/>
-        <w:tblBorders>
-          <w:top w:val="single" w:color="94A3B8" w:sz="4" w:space="0"/>
-          <w:left w:val="single" w:color="94A3B8" w:sz="4" w:space="0"/>
-          <w:bottom w:val="single" w:color="94A3B8" w:sz="4" w:space="0"/>
-          <w:right w:val="single" w:color="94A3B8" w:sz="4" w:space="0"/>
-          <w:insideH w:val="single" w:color="94A3B8" w:sz="4" w:space="0"/>
-          <w:insideV w:val="single" w:color="94A3B8" w:sz="4" w:space="0"/>
-        </w:tblBorders>
-        <w:tblLayout w:type="fixed"/>
-        <w:tblCellMar>
-          <w:top w:w="0" w:type="dxa"/>
-          <w:left w:w="10" w:type="dxa"/>
-          <w:bottom w:w="0" w:type="dxa"/>
-          <w:right w:w="10" w:type="dxa"/>
-        </w:tblCellMar>
-      </w:tblPr>
-      <w:tblGrid>
-        <w:gridCol w:w="4600"/>
-        <w:gridCol w:w="4600"/>
-      </w:tblGrid>
-      <w:tr>
-        <w:trPr>
-          <w:jc w:val="center"/>
-        </w:trPr>
-        <w:tc>
-          <w:p>
-            <w:pPr>
-              <w:rPr>
-                <w:b/>
-                <w:sz w:val="21"/>
-              </w:rPr>
-            </w:pPr>
-            <w:r>
-              <w:rPr>
-                <w:b/>
-                <w:sz w:val="21"/>
-              </w:rPr>
-              <w:t>项目</w:t>
-            </w:r>
-          </w:p>
-        </w:tc>
-        <w:tc>
-          <w:p>
-            <w:pPr>
-              <w:rPr>
-                <w:b/>
-                <w:sz w:val="21"/>
-              </w:rPr>
-            </w:pPr>
-            <w:r>
-              <w:rPr>
-                <w:b/>
-                <w:sz w:val="21"/>
-              </w:rPr>
-              <w:t>内容</w:t>
-            </w:r>
-          </w:p>
-        </w:tc>
-      </w:tr>
-      <w:tr>
-        <w:trPr>
-          <w:jc w:val="center"/>
-        </w:trPr>
-        <w:tc>
-          <w:p>
-            <w:pPr>
-              <w:rPr>
-                <w:sz w:val="21"/>
-              </w:rPr>
-            </w:pPr>
-            <w:r>
-              <w:rPr>
-                <w:sz w:val="21"/>
-              </w:rPr>
-              <w:t>课程</w:t>
-            </w:r>
-          </w:p>
-        </w:tc>
-        <w:tc>
-          <w:p>
-            <w:pPr>
-              <w:rPr>
-                <w:sz w:val="21"/>
-              </w:rPr>
-            </w:pPr>
-            <w:r>
-              <w:rPr>
-                <w:sz w:val="21"/>
-              </w:rPr>
-              <w:t>文本信息挖掘概论 · 课程设计</w:t>
-            </w:r>
-          </w:p>
-        </w:tc>
-      </w:tr>
-      <w:tr>
-        <w:trPr>
-          <w:jc w:val="center"/>
-        </w:trPr>
-        <w:tc>
-          <w:p>
-            <w:pPr>
-              <w:rPr>
-                <w:sz w:val="21"/>
-              </w:rPr>
-            </w:pPr>
-            <w:r>
-              <w:rPr>
-                <w:sz w:val="21"/>
-              </w:rPr>
-              <w:t>学生姓名</w:t>
-            </w:r>
-          </w:p>
-        </w:tc>
-        <w:tc>
-          <w:p>
-            <w:pPr>
-              <w:rPr>
-                <w:sz w:val="21"/>
-              </w:rPr>
-            </w:pPr>
-            <w:r>
-              <w:rPr>
-                <w:sz w:val="21"/>
-              </w:rPr>
-              <w:t>林奕宏</w:t>
-            </w:r>
-          </w:p>
-        </w:tc>
-      </w:tr>
-      <w:tr>
-        <w:trPr>
-          <w:jc w:val="center"/>
-        </w:trPr>
-        <w:tc>
-          <w:p>
-            <w:pPr>
-              <w:rPr>
-                <w:sz w:val="21"/>
-              </w:rPr>
-            </w:pPr>
-            <w:r>
-              <w:rPr>
-                <w:sz w:val="21"/>
-              </w:rPr>
-              <w:t>学　　号</w:t>
-            </w:r>
-          </w:p>
-        </w:tc>
-        <w:tc>
-          <w:p>
-            <w:pPr>
-              <w:rPr>
-                <w:sz w:val="21"/>
-              </w:rPr>
-            </w:pPr>
-            <w:r>
-              <w:rPr>
-                <w:sz w:val="21"/>
-              </w:rPr>
-              <w:t>3123004449</w:t>
-            </w:r>
-          </w:p>
-        </w:tc>
-      </w:tr>
-      <w:tr>
-        <w:trPr>
-          <w:jc w:val="center"/>
-        </w:trPr>
-        <w:tc>
-          <w:p>
-            <w:pPr>
-              <w:rPr>
-                <w:sz w:val="21"/>
-              </w:rPr>
-            </w:pPr>
-            <w:r>
-              <w:rPr>
-                <w:sz w:val="21"/>
-              </w:rPr>
-              <w:t>班　　级</w:t>
-            </w:r>
-          </w:p>
-        </w:tc>
-        <w:tc>
-          <w:p>
-            <w:pPr>
-              <w:rPr>
-                <w:sz w:val="21"/>
-              </w:rPr>
-            </w:pPr>
-            <w:r>
-              <w:rPr>
-                <w:sz w:val="21"/>
-              </w:rPr>
-              <w:t>软件工程 2 班</w:t>
-            </w:r>
-          </w:p>
-        </w:tc>
-      </w:tr>
-      <w:tr>
-        <w:trPr>
-          <w:jc w:val="center"/>
-        </w:trPr>
-        <w:tc>
-          <w:p>
-            <w:pPr>
-              <w:rPr>
-                <w:sz w:val="21"/>
-              </w:rPr>
-            </w:pPr>
-            <w:r>
-              <w:rPr>
-                <w:sz w:val="21"/>
-              </w:rPr>
-              <w:t>复现论文</w:t>
-            </w:r>
-          </w:p>
-        </w:tc>
-        <w:tc>
-          <w:p>
-            <w:pPr>
-              <w:rPr>
-                <w:sz w:val="21"/>
-              </w:rPr>
-            </w:pPr>
-            <w:r>
-              <w:rPr>
-                <w:sz w:val="21"/>
-              </w:rPr>
-              <w:t>Blei, Ng &amp; Jordan (2003), Latent Dirichlet Allocation, JMLR</w:t>
-            </w:r>
-          </w:p>
-        </w:tc>
-      </w:tr>
-      <w:tr>
-        <w:trPr>
-          <w:jc w:val="center"/>
-        </w:trPr>
-        <w:tc>
-          <w:p>
-            <w:pPr>
-              <w:rPr>
-                <w:sz w:val="21"/>
-              </w:rPr>
-            </w:pPr>
-            <w:r>
-              <w:rPr>
-                <w:sz w:val="21"/>
-              </w:rPr>
-              <w:t>完成日期</w:t>
-            </w:r>
-          </w:p>
-        </w:tc>
-        <w:tc>
-          <w:p>
-            <w:pPr>
-              <w:rPr>
-                <w:sz w:val="21"/>
-              </w:rPr>
-            </w:pPr>
-            <w:r>
-              <w:rPr>
-                <w:sz w:val="21"/>
-              </w:rPr>
-              <w:t>2026-06-10</w:t>
-            </w:r>
-          </w:p>
-        </w:tc>
-      </w:tr>
-    </w:tbl>
+          <w:sz w:val="44"/>
+        </w:rPr>
+        <w:br w:type="page"/>
+      </w:r>
+    </w:p>
     <w:p>
       <w:pPr>
         <w:keepNext/>
@@ -380,38 +844,1873 @@
     <w:p>
       <w:pPr>
         <w:rPr>
+          <w:rFonts w:ascii="Times New Roman" w:hAnsi="Times New Roman" w:eastAsia="宋体"/>
+          <w:sz w:val="24"/>
+        </w:rPr>
+      </w:pPr>
+      <w:r>
+        <w:rPr>
+          <w:rFonts w:ascii="Times New Roman" w:hAnsi="Times New Roman" w:eastAsia="宋体"/>
+          <w:sz w:val="24"/>
+        </w:rPr>
+        <w:br w:type="page"/>
+      </w:r>
+    </w:p>
+    <w:sdt>
+      <w:sdtPr>
+        <w:rPr>
+          <w:rFonts w:ascii="宋体" w:hAnsi="宋体" w:eastAsia="宋体" w:cs="Times New Roman"/>
+          <w:sz w:val="21"/>
+          <w:szCs w:val="24"/>
+        </w:rPr>
+        <w:id w:val="967204406"/>
+        <w15:color w:val="DBDBDB"/>
+        <w:docPartObj>
+          <w:docPartGallery w:val="Table of Contents"/>
+          <w:docPartUnique/>
+        </w:docPartObj>
+      </w:sdtPr>
+      <w:sdtEndPr>
+        <w:rPr>
           <w:rFonts w:ascii="Times New Roman" w:hAnsi="Times New Roman" w:eastAsia="宋体" w:cs="Times New Roman"/>
           <w:sz w:val="24"/>
           <w:szCs w:val="24"/>
         </w:rPr>
-      </w:pPr>
-      <w:r>
-        <w:rPr>
-          <w:rFonts w:ascii="Times New Roman" w:hAnsi="Times New Roman" w:eastAsia="宋体"/>
-          <w:sz w:val="24"/>
-        </w:rPr>
-        <w:br w:type="page"/>
-      </w:r>
+      </w:sdtEndPr>
+      <w:sdtContent>
+        <w:p>
+          <w:pPr>
+            <w:spacing w:before="0" w:beforeLines="0" w:after="0" w:afterLines="0" w:line="240" w:lineRule="auto"/>
+            <w:ind w:left="0" w:leftChars="0" w:right="0" w:rightChars="0" w:firstLine="0" w:firstLineChars="0"/>
+            <w:jc w:val="center"/>
+          </w:pPr>
+          <w:r>
+            <w:rPr>
+              <w:rFonts w:ascii="宋体" w:hAnsi="宋体" w:eastAsia="宋体"/>
+              <w:sz w:val="21"/>
+            </w:rPr>
+            <w:t>目录</w:t>
+          </w:r>
+        </w:p>
+        <w:p>
+          <w:pPr>
+            <w:pStyle w:val="5"/>
+            <w:tabs>
+              <w:tab w:val="right" w:leader="dot" w:pos="8306"/>
+            </w:tabs>
+          </w:pPr>
+          <w:r>
+            <w:rPr>
+              <w:rFonts w:ascii="Times New Roman" w:hAnsi="Times New Roman" w:eastAsia="宋体"/>
+              <w:sz w:val="24"/>
+            </w:rPr>
+            <w:fldChar w:fldCharType="begin"/>
+          </w:r>
+          <w:r>
+            <w:rPr>
+              <w:rFonts w:ascii="Times New Roman" w:hAnsi="Times New Roman" w:eastAsia="宋体"/>
+              <w:sz w:val="24"/>
+            </w:rPr>
+            <w:instrText xml:space="preserve">TOC \o "1-3" \h \u </w:instrText>
+          </w:r>
+          <w:r>
+            <w:rPr>
+              <w:rFonts w:ascii="Times New Roman" w:hAnsi="Times New Roman" w:eastAsia="宋体"/>
+              <w:sz w:val="24"/>
+            </w:rPr>
+            <w:fldChar w:fldCharType="separate"/>
+          </w:r>
+          <w:r>
+            <w:rPr>
+              <w:rFonts w:ascii="Times New Roman" w:hAnsi="Times New Roman" w:eastAsia="宋体"/>
+            </w:rPr>
+            <w:fldChar w:fldCharType="begin"/>
+          </w:r>
+          <w:r>
+            <w:rPr>
+              <w:rFonts w:ascii="Times New Roman" w:hAnsi="Times New Roman" w:eastAsia="宋体"/>
+            </w:rPr>
+            <w:instrText xml:space="preserve"> HYPERLINK \l _Toc21531194 </w:instrText>
+          </w:r>
+          <w:r>
+            <w:rPr>
+              <w:rFonts w:ascii="Times New Roman" w:hAnsi="Times New Roman" w:eastAsia="宋体"/>
+            </w:rPr>
+            <w:fldChar w:fldCharType="separate"/>
+          </w:r>
+          <w:r>
+            <w:t>第一章 绪论</w:t>
+          </w:r>
+          <w:r>
+            <w:tab/>
+          </w:r>
+          <w:r>
+            <w:fldChar w:fldCharType="begin"/>
+          </w:r>
+          <w:r>
+            <w:instrText xml:space="preserve"> PAGEREF _Toc21531194 \h </w:instrText>
+          </w:r>
+          <w:r>
+            <w:fldChar w:fldCharType="separate"/>
+          </w:r>
+          <w:r>
+            <w:t>5</w:t>
+          </w:r>
+          <w:r>
+            <w:fldChar w:fldCharType="end"/>
+          </w:r>
+          <w:r>
+            <w:rPr>
+              <w:rFonts w:ascii="Times New Roman" w:hAnsi="Times New Roman" w:eastAsia="宋体"/>
+            </w:rPr>
+            <w:fldChar w:fldCharType="end"/>
+          </w:r>
+        </w:p>
+        <w:p>
+          <w:pPr>
+            <w:pStyle w:val="4"/>
+            <w:tabs>
+              <w:tab w:val="right" w:leader="dot" w:pos="8306"/>
+            </w:tabs>
+          </w:pPr>
+          <w:r>
+            <w:rPr>
+              <w:rFonts w:ascii="Times New Roman" w:hAnsi="Times New Roman" w:eastAsia="宋体"/>
+            </w:rPr>
+            <w:fldChar w:fldCharType="begin"/>
+          </w:r>
+          <w:r>
+            <w:rPr>
+              <w:rFonts w:ascii="Times New Roman" w:hAnsi="Times New Roman" w:eastAsia="宋体"/>
+            </w:rPr>
+            <w:instrText xml:space="preserve"> HYPERLINK \l _Toc1097524862 </w:instrText>
+          </w:r>
+          <w:r>
+            <w:rPr>
+              <w:rFonts w:ascii="Times New Roman" w:hAnsi="Times New Roman" w:eastAsia="宋体"/>
+            </w:rPr>
+            <w:fldChar w:fldCharType="separate"/>
+          </w:r>
+          <w:r>
+            <w:t>1.1 选题背景与意义</w:t>
+          </w:r>
+          <w:r>
+            <w:tab/>
+          </w:r>
+          <w:r>
+            <w:fldChar w:fldCharType="begin"/>
+          </w:r>
+          <w:r>
+            <w:instrText xml:space="preserve"> PAGEREF _Toc1097524862 \h </w:instrText>
+          </w:r>
+          <w:r>
+            <w:fldChar w:fldCharType="separate"/>
+          </w:r>
+          <w:r>
+            <w:t>5</w:t>
+          </w:r>
+          <w:r>
+            <w:fldChar w:fldCharType="end"/>
+          </w:r>
+          <w:r>
+            <w:rPr>
+              <w:rFonts w:ascii="Times New Roman" w:hAnsi="Times New Roman" w:eastAsia="宋体"/>
+            </w:rPr>
+            <w:fldChar w:fldCharType="end"/>
+          </w:r>
+        </w:p>
+        <w:p>
+          <w:pPr>
+            <w:pStyle w:val="4"/>
+            <w:tabs>
+              <w:tab w:val="right" w:leader="dot" w:pos="8306"/>
+            </w:tabs>
+          </w:pPr>
+          <w:r>
+            <w:rPr>
+              <w:rFonts w:ascii="Times New Roman" w:hAnsi="Times New Roman" w:eastAsia="宋体"/>
+            </w:rPr>
+            <w:fldChar w:fldCharType="begin"/>
+          </w:r>
+          <w:r>
+            <w:rPr>
+              <w:rFonts w:ascii="Times New Roman" w:hAnsi="Times New Roman" w:eastAsia="宋体"/>
+            </w:rPr>
+            <w:instrText xml:space="preserve"> HYPERLINK \l _Toc1363311551 </w:instrText>
+          </w:r>
+          <w:r>
+            <w:rPr>
+              <w:rFonts w:ascii="Times New Roman" w:hAnsi="Times New Roman" w:eastAsia="宋体"/>
+            </w:rPr>
+            <w:fldChar w:fldCharType="separate"/>
+          </w:r>
+          <w:r>
+            <w:t>1.2 论文选择与依据</w:t>
+          </w:r>
+          <w:r>
+            <w:tab/>
+          </w:r>
+          <w:r>
+            <w:fldChar w:fldCharType="begin"/>
+          </w:r>
+          <w:r>
+            <w:instrText xml:space="preserve"> PAGEREF _Toc1363311551 \h </w:instrText>
+          </w:r>
+          <w:r>
+            <w:fldChar w:fldCharType="separate"/>
+          </w:r>
+          <w:r>
+            <w:t>5</w:t>
+          </w:r>
+          <w:r>
+            <w:fldChar w:fldCharType="end"/>
+          </w:r>
+          <w:r>
+            <w:rPr>
+              <w:rFonts w:ascii="Times New Roman" w:hAnsi="Times New Roman" w:eastAsia="宋体"/>
+            </w:rPr>
+            <w:fldChar w:fldCharType="end"/>
+          </w:r>
+        </w:p>
+        <w:p>
+          <w:pPr>
+            <w:pStyle w:val="4"/>
+            <w:tabs>
+              <w:tab w:val="right" w:leader="dot" w:pos="8306"/>
+            </w:tabs>
+          </w:pPr>
+          <w:r>
+            <w:rPr>
+              <w:rFonts w:ascii="Times New Roman" w:hAnsi="Times New Roman" w:eastAsia="宋体"/>
+            </w:rPr>
+            <w:fldChar w:fldCharType="begin"/>
+          </w:r>
+          <w:r>
+            <w:rPr>
+              <w:rFonts w:ascii="Times New Roman" w:hAnsi="Times New Roman" w:eastAsia="宋体"/>
+            </w:rPr>
+            <w:instrText xml:space="preserve"> HYPERLINK \l _Toc1674207814 </w:instrText>
+          </w:r>
+          <w:r>
+            <w:rPr>
+              <w:rFonts w:ascii="Times New Roman" w:hAnsi="Times New Roman" w:eastAsia="宋体"/>
+            </w:rPr>
+            <w:fldChar w:fldCharType="separate"/>
+          </w:r>
+          <w:r>
+            <w:t>1.3 本文工作与创新点</w:t>
+          </w:r>
+          <w:r>
+            <w:tab/>
+          </w:r>
+          <w:r>
+            <w:fldChar w:fldCharType="begin"/>
+          </w:r>
+          <w:r>
+            <w:instrText xml:space="preserve"> PAGEREF _Toc1674207814 \h </w:instrText>
+          </w:r>
+          <w:r>
+            <w:fldChar w:fldCharType="separate"/>
+          </w:r>
+          <w:r>
+            <w:t>6</w:t>
+          </w:r>
+          <w:r>
+            <w:fldChar w:fldCharType="end"/>
+          </w:r>
+          <w:r>
+            <w:rPr>
+              <w:rFonts w:ascii="Times New Roman" w:hAnsi="Times New Roman" w:eastAsia="宋体"/>
+            </w:rPr>
+            <w:fldChar w:fldCharType="end"/>
+          </w:r>
+        </w:p>
+        <w:p>
+          <w:pPr>
+            <w:pStyle w:val="4"/>
+            <w:tabs>
+              <w:tab w:val="right" w:leader="dot" w:pos="8306"/>
+            </w:tabs>
+          </w:pPr>
+          <w:r>
+            <w:rPr>
+              <w:rFonts w:ascii="Times New Roman" w:hAnsi="Times New Roman" w:eastAsia="宋体"/>
+            </w:rPr>
+            <w:fldChar w:fldCharType="begin"/>
+          </w:r>
+          <w:r>
+            <w:rPr>
+              <w:rFonts w:ascii="Times New Roman" w:hAnsi="Times New Roman" w:eastAsia="宋体"/>
+            </w:rPr>
+            <w:instrText xml:space="preserve"> HYPERLINK \l _Toc2079986904 </w:instrText>
+          </w:r>
+          <w:r>
+            <w:rPr>
+              <w:rFonts w:ascii="Times New Roman" w:hAnsi="Times New Roman" w:eastAsia="宋体"/>
+            </w:rPr>
+            <w:fldChar w:fldCharType="separate"/>
+          </w:r>
+          <w:r>
+            <w:t>1.4 组织结构</w:t>
+          </w:r>
+          <w:r>
+            <w:tab/>
+          </w:r>
+          <w:r>
+            <w:fldChar w:fldCharType="begin"/>
+          </w:r>
+          <w:r>
+            <w:instrText xml:space="preserve"> PAGEREF _Toc2079986904 \h </w:instrText>
+          </w:r>
+          <w:r>
+            <w:fldChar w:fldCharType="separate"/>
+          </w:r>
+          <w:r>
+            <w:t>6</w:t>
+          </w:r>
+          <w:r>
+            <w:fldChar w:fldCharType="end"/>
+          </w:r>
+          <w:r>
+            <w:rPr>
+              <w:rFonts w:ascii="Times New Roman" w:hAnsi="Times New Roman" w:eastAsia="宋体"/>
+            </w:rPr>
+            <w:fldChar w:fldCharType="end"/>
+          </w:r>
+        </w:p>
+        <w:p>
+          <w:pPr>
+            <w:pStyle w:val="5"/>
+            <w:tabs>
+              <w:tab w:val="right" w:leader="dot" w:pos="8306"/>
+            </w:tabs>
+          </w:pPr>
+          <w:r>
+            <w:rPr>
+              <w:rFonts w:ascii="Times New Roman" w:hAnsi="Times New Roman" w:eastAsia="宋体"/>
+            </w:rPr>
+            <w:fldChar w:fldCharType="begin"/>
+          </w:r>
+          <w:r>
+            <w:rPr>
+              <w:rFonts w:ascii="Times New Roman" w:hAnsi="Times New Roman" w:eastAsia="宋体"/>
+            </w:rPr>
+            <w:instrText xml:space="preserve"> HYPERLINK \l _Toc1601089662 </w:instrText>
+          </w:r>
+          <w:r>
+            <w:rPr>
+              <w:rFonts w:ascii="Times New Roman" w:hAnsi="Times New Roman" w:eastAsia="宋体"/>
+            </w:rPr>
+            <w:fldChar w:fldCharType="separate"/>
+          </w:r>
+          <w:r>
+            <w:t>第二章 相关理论与方法</w:t>
+          </w:r>
+          <w:r>
+            <w:tab/>
+          </w:r>
+          <w:r>
+            <w:fldChar w:fldCharType="begin"/>
+          </w:r>
+          <w:r>
+            <w:instrText xml:space="preserve"> PAGEREF _Toc1601089662 \h </w:instrText>
+          </w:r>
+          <w:r>
+            <w:fldChar w:fldCharType="separate"/>
+          </w:r>
+          <w:r>
+            <w:t>7</w:t>
+          </w:r>
+          <w:r>
+            <w:fldChar w:fldCharType="end"/>
+          </w:r>
+          <w:r>
+            <w:rPr>
+              <w:rFonts w:ascii="Times New Roman" w:hAnsi="Times New Roman" w:eastAsia="宋体"/>
+            </w:rPr>
+            <w:fldChar w:fldCharType="end"/>
+          </w:r>
+        </w:p>
+        <w:p>
+          <w:pPr>
+            <w:pStyle w:val="4"/>
+            <w:tabs>
+              <w:tab w:val="right" w:leader="dot" w:pos="8306"/>
+            </w:tabs>
+          </w:pPr>
+          <w:r>
+            <w:rPr>
+              <w:rFonts w:ascii="Times New Roman" w:hAnsi="Times New Roman" w:eastAsia="宋体"/>
+            </w:rPr>
+            <w:fldChar w:fldCharType="begin"/>
+          </w:r>
+          <w:r>
+            <w:rPr>
+              <w:rFonts w:ascii="Times New Roman" w:hAnsi="Times New Roman" w:eastAsia="宋体"/>
+            </w:rPr>
+            <w:instrText xml:space="preserve"> HYPERLINK \l _Toc1543852324 </w:instrText>
+          </w:r>
+          <w:r>
+            <w:rPr>
+              <w:rFonts w:ascii="Times New Roman" w:hAnsi="Times New Roman" w:eastAsia="宋体"/>
+            </w:rPr>
+            <w:fldChar w:fldCharType="separate"/>
+          </w:r>
+          <w:r>
+            <w:t>2.1 LDA 生成式假设</w:t>
+          </w:r>
+          <w:r>
+            <w:tab/>
+          </w:r>
+          <w:r>
+            <w:fldChar w:fldCharType="begin"/>
+          </w:r>
+          <w:r>
+            <w:instrText xml:space="preserve"> PAGEREF _Toc1543852324 \h </w:instrText>
+          </w:r>
+          <w:r>
+            <w:fldChar w:fldCharType="separate"/>
+          </w:r>
+          <w:r>
+            <w:t>7</w:t>
+          </w:r>
+          <w:r>
+            <w:fldChar w:fldCharType="end"/>
+          </w:r>
+          <w:r>
+            <w:rPr>
+              <w:rFonts w:ascii="Times New Roman" w:hAnsi="Times New Roman" w:eastAsia="宋体"/>
+            </w:rPr>
+            <w:fldChar w:fldCharType="end"/>
+          </w:r>
+        </w:p>
+        <w:p>
+          <w:pPr>
+            <w:pStyle w:val="4"/>
+            <w:tabs>
+              <w:tab w:val="right" w:leader="dot" w:pos="8306"/>
+            </w:tabs>
+          </w:pPr>
+          <w:r>
+            <w:rPr>
+              <w:rFonts w:ascii="Times New Roman" w:hAnsi="Times New Roman" w:eastAsia="宋体"/>
+            </w:rPr>
+            <w:fldChar w:fldCharType="begin"/>
+          </w:r>
+          <w:r>
+            <w:rPr>
+              <w:rFonts w:ascii="Times New Roman" w:hAnsi="Times New Roman" w:eastAsia="宋体"/>
+            </w:rPr>
+            <w:instrText xml:space="preserve"> HYPERLINK \l _Toc1628586414 </w:instrText>
+          </w:r>
+          <w:r>
+            <w:rPr>
+              <w:rFonts w:ascii="Times New Roman" w:hAnsi="Times New Roman" w:eastAsia="宋体"/>
+            </w:rPr>
+            <w:fldChar w:fldCharType="separate"/>
+          </w:r>
+          <w:r>
+            <w:t>2.2 推断算法</w:t>
+          </w:r>
+          <w:r>
+            <w:tab/>
+          </w:r>
+          <w:r>
+            <w:fldChar w:fldCharType="begin"/>
+          </w:r>
+          <w:r>
+            <w:instrText xml:space="preserve"> PAGEREF _Toc1628586414 \h </w:instrText>
+          </w:r>
+          <w:r>
+            <w:fldChar w:fldCharType="separate"/>
+          </w:r>
+          <w:r>
+            <w:t>7</w:t>
+          </w:r>
+          <w:r>
+            <w:fldChar w:fldCharType="end"/>
+          </w:r>
+          <w:r>
+            <w:rPr>
+              <w:rFonts w:ascii="Times New Roman" w:hAnsi="Times New Roman" w:eastAsia="宋体"/>
+            </w:rPr>
+            <w:fldChar w:fldCharType="end"/>
+          </w:r>
+        </w:p>
+        <w:p>
+          <w:pPr>
+            <w:pStyle w:val="4"/>
+            <w:tabs>
+              <w:tab w:val="right" w:leader="dot" w:pos="8306"/>
+            </w:tabs>
+          </w:pPr>
+          <w:r>
+            <w:rPr>
+              <w:rFonts w:ascii="Times New Roman" w:hAnsi="Times New Roman" w:eastAsia="宋体"/>
+            </w:rPr>
+            <w:fldChar w:fldCharType="begin"/>
+          </w:r>
+          <w:r>
+            <w:rPr>
+              <w:rFonts w:ascii="Times New Roman" w:hAnsi="Times New Roman" w:eastAsia="宋体"/>
+            </w:rPr>
+            <w:instrText xml:space="preserve"> HYPERLINK \l _Toc1972779083 </w:instrText>
+          </w:r>
+          <w:r>
+            <w:rPr>
+              <w:rFonts w:ascii="Times New Roman" w:hAnsi="Times New Roman" w:eastAsia="宋体"/>
+            </w:rPr>
+            <w:fldChar w:fldCharType="separate"/>
+          </w:r>
+          <w:r>
+            <w:t>2.3 模型选择指标</w:t>
+          </w:r>
+          <w:r>
+            <w:tab/>
+          </w:r>
+          <w:r>
+            <w:fldChar w:fldCharType="begin"/>
+          </w:r>
+          <w:r>
+            <w:instrText xml:space="preserve"> PAGEREF _Toc1972779083 \h </w:instrText>
+          </w:r>
+          <w:r>
+            <w:fldChar w:fldCharType="separate"/>
+          </w:r>
+          <w:r>
+            <w:t>8</w:t>
+          </w:r>
+          <w:r>
+            <w:fldChar w:fldCharType="end"/>
+          </w:r>
+          <w:r>
+            <w:rPr>
+              <w:rFonts w:ascii="Times New Roman" w:hAnsi="Times New Roman" w:eastAsia="宋体"/>
+            </w:rPr>
+            <w:fldChar w:fldCharType="end"/>
+          </w:r>
+        </w:p>
+        <w:p>
+          <w:pPr>
+            <w:pStyle w:val="4"/>
+            <w:tabs>
+              <w:tab w:val="right" w:leader="dot" w:pos="8306"/>
+            </w:tabs>
+          </w:pPr>
+          <w:r>
+            <w:rPr>
+              <w:rFonts w:ascii="Times New Roman" w:hAnsi="Times New Roman" w:eastAsia="宋体"/>
+            </w:rPr>
+            <w:fldChar w:fldCharType="begin"/>
+          </w:r>
+          <w:r>
+            <w:rPr>
+              <w:rFonts w:ascii="Times New Roman" w:hAnsi="Times New Roman" w:eastAsia="宋体"/>
+            </w:rPr>
+            <w:instrText xml:space="preserve"> HYPERLINK \l _Toc1498021948 </w:instrText>
+          </w:r>
+          <w:r>
+            <w:rPr>
+              <w:rFonts w:ascii="Times New Roman" w:hAnsi="Times New Roman" w:eastAsia="宋体"/>
+            </w:rPr>
+            <w:fldChar w:fldCharType="separate"/>
+          </w:r>
+          <w:r>
+            <w:t>2.4 主题间距离与可视化</w:t>
+          </w:r>
+          <w:r>
+            <w:tab/>
+          </w:r>
+          <w:r>
+            <w:fldChar w:fldCharType="begin"/>
+          </w:r>
+          <w:r>
+            <w:instrText xml:space="preserve"> PAGEREF _Toc1498021948 \h </w:instrText>
+          </w:r>
+          <w:r>
+            <w:fldChar w:fldCharType="separate"/>
+          </w:r>
+          <w:r>
+            <w:t>8</w:t>
+          </w:r>
+          <w:r>
+            <w:fldChar w:fldCharType="end"/>
+          </w:r>
+          <w:r>
+            <w:rPr>
+              <w:rFonts w:ascii="Times New Roman" w:hAnsi="Times New Roman" w:eastAsia="宋体"/>
+            </w:rPr>
+            <w:fldChar w:fldCharType="end"/>
+          </w:r>
+        </w:p>
+        <w:p>
+          <w:pPr>
+            <w:pStyle w:val="5"/>
+            <w:tabs>
+              <w:tab w:val="right" w:leader="dot" w:pos="8306"/>
+            </w:tabs>
+          </w:pPr>
+          <w:r>
+            <w:rPr>
+              <w:rFonts w:ascii="Times New Roman" w:hAnsi="Times New Roman" w:eastAsia="宋体"/>
+            </w:rPr>
+            <w:fldChar w:fldCharType="begin"/>
+          </w:r>
+          <w:r>
+            <w:rPr>
+              <w:rFonts w:ascii="Times New Roman" w:hAnsi="Times New Roman" w:eastAsia="宋体"/>
+            </w:rPr>
+            <w:instrText xml:space="preserve"> HYPERLINK \l _Toc156602608 </w:instrText>
+          </w:r>
+          <w:r>
+            <w:rPr>
+              <w:rFonts w:ascii="Times New Roman" w:hAnsi="Times New Roman" w:eastAsia="宋体"/>
+            </w:rPr>
+            <w:fldChar w:fldCharType="separate"/>
+          </w:r>
+          <w:r>
+            <w:t>第三章 数据与预处理</w:t>
+          </w:r>
+          <w:r>
+            <w:tab/>
+          </w:r>
+          <w:r>
+            <w:fldChar w:fldCharType="begin"/>
+          </w:r>
+          <w:r>
+            <w:instrText xml:space="preserve"> PAGEREF _Toc156602608 \h </w:instrText>
+          </w:r>
+          <w:r>
+            <w:fldChar w:fldCharType="separate"/>
+          </w:r>
+          <w:r>
+            <w:t>9</w:t>
+          </w:r>
+          <w:r>
+            <w:fldChar w:fldCharType="end"/>
+          </w:r>
+          <w:r>
+            <w:rPr>
+              <w:rFonts w:ascii="Times New Roman" w:hAnsi="Times New Roman" w:eastAsia="宋体"/>
+            </w:rPr>
+            <w:fldChar w:fldCharType="end"/>
+          </w:r>
+        </w:p>
+        <w:p>
+          <w:pPr>
+            <w:pStyle w:val="4"/>
+            <w:tabs>
+              <w:tab w:val="right" w:leader="dot" w:pos="8306"/>
+            </w:tabs>
+          </w:pPr>
+          <w:r>
+            <w:rPr>
+              <w:rFonts w:ascii="Times New Roman" w:hAnsi="Times New Roman" w:eastAsia="宋体"/>
+            </w:rPr>
+            <w:fldChar w:fldCharType="begin"/>
+          </w:r>
+          <w:r>
+            <w:rPr>
+              <w:rFonts w:ascii="Times New Roman" w:hAnsi="Times New Roman" w:eastAsia="宋体"/>
+            </w:rPr>
+            <w:instrText xml:space="preserve"> HYPERLINK \l _Toc1352565081 </w:instrText>
+          </w:r>
+          <w:r>
+            <w:rPr>
+              <w:rFonts w:ascii="Times New Roman" w:hAnsi="Times New Roman" w:eastAsia="宋体"/>
+            </w:rPr>
+            <w:fldChar w:fldCharType="separate"/>
+          </w:r>
+          <w:r>
+            <w:t>3.1 语料来源（联动作业 1）</w:t>
+          </w:r>
+          <w:r>
+            <w:tab/>
+          </w:r>
+          <w:r>
+            <w:fldChar w:fldCharType="begin"/>
+          </w:r>
+          <w:r>
+            <w:instrText xml:space="preserve"> PAGEREF _Toc1352565081 \h </w:instrText>
+          </w:r>
+          <w:r>
+            <w:fldChar w:fldCharType="separate"/>
+          </w:r>
+          <w:r>
+            <w:t>9</w:t>
+          </w:r>
+          <w:r>
+            <w:fldChar w:fldCharType="end"/>
+          </w:r>
+          <w:r>
+            <w:rPr>
+              <w:rFonts w:ascii="Times New Roman" w:hAnsi="Times New Roman" w:eastAsia="宋体"/>
+            </w:rPr>
+            <w:fldChar w:fldCharType="end"/>
+          </w:r>
+        </w:p>
+        <w:p>
+          <w:pPr>
+            <w:pStyle w:val="4"/>
+            <w:tabs>
+              <w:tab w:val="right" w:leader="dot" w:pos="8306"/>
+            </w:tabs>
+          </w:pPr>
+          <w:r>
+            <w:rPr>
+              <w:rFonts w:ascii="Times New Roman" w:hAnsi="Times New Roman" w:eastAsia="宋体"/>
+            </w:rPr>
+            <w:fldChar w:fldCharType="begin"/>
+          </w:r>
+          <w:r>
+            <w:rPr>
+              <w:rFonts w:ascii="Times New Roman" w:hAnsi="Times New Roman" w:eastAsia="宋体"/>
+            </w:rPr>
+            <w:instrText xml:space="preserve"> HYPERLINK \l _Toc1446912872 </w:instrText>
+          </w:r>
+          <w:r>
+            <w:rPr>
+              <w:rFonts w:ascii="Times New Roman" w:hAnsi="Times New Roman" w:eastAsia="宋体"/>
+            </w:rPr>
+            <w:fldChar w:fldCharType="separate"/>
+          </w:r>
+          <w:r>
+            <w:t>3.2 定制化分词词典（联动作业 2）</w:t>
+          </w:r>
+          <w:r>
+            <w:tab/>
+          </w:r>
+          <w:r>
+            <w:fldChar w:fldCharType="begin"/>
+          </w:r>
+          <w:r>
+            <w:instrText xml:space="preserve"> PAGEREF _Toc1446912872 \h </w:instrText>
+          </w:r>
+          <w:r>
+            <w:fldChar w:fldCharType="separate"/>
+          </w:r>
+          <w:r>
+            <w:t>9</w:t>
+          </w:r>
+          <w:r>
+            <w:fldChar w:fldCharType="end"/>
+          </w:r>
+          <w:r>
+            <w:rPr>
+              <w:rFonts w:ascii="Times New Roman" w:hAnsi="Times New Roman" w:eastAsia="宋体"/>
+            </w:rPr>
+            <w:fldChar w:fldCharType="end"/>
+          </w:r>
+        </w:p>
+        <w:p>
+          <w:pPr>
+            <w:pStyle w:val="4"/>
+            <w:tabs>
+              <w:tab w:val="right" w:leader="dot" w:pos="8306"/>
+            </w:tabs>
+          </w:pPr>
+          <w:r>
+            <w:rPr>
+              <w:rFonts w:ascii="Times New Roman" w:hAnsi="Times New Roman" w:eastAsia="宋体"/>
+            </w:rPr>
+            <w:fldChar w:fldCharType="begin"/>
+          </w:r>
+          <w:r>
+            <w:rPr>
+              <w:rFonts w:ascii="Times New Roman" w:hAnsi="Times New Roman" w:eastAsia="宋体"/>
+            </w:rPr>
+            <w:instrText xml:space="preserve"> HYPERLINK \l _Toc159821076 </w:instrText>
+          </w:r>
+          <w:r>
+            <w:rPr>
+              <w:rFonts w:ascii="Times New Roman" w:hAnsi="Times New Roman" w:eastAsia="宋体"/>
+            </w:rPr>
+            <w:fldChar w:fldCharType="separate"/>
+          </w:r>
+          <w:r>
+            <w:t>3.3 三级停用词方案</w:t>
+          </w:r>
+          <w:r>
+            <w:tab/>
+          </w:r>
+          <w:r>
+            <w:fldChar w:fldCharType="begin"/>
+          </w:r>
+          <w:r>
+            <w:instrText xml:space="preserve"> PAGEREF _Toc159821076 \h </w:instrText>
+          </w:r>
+          <w:r>
+            <w:fldChar w:fldCharType="separate"/>
+          </w:r>
+          <w:r>
+            <w:t>9</w:t>
+          </w:r>
+          <w:r>
+            <w:fldChar w:fldCharType="end"/>
+          </w:r>
+          <w:r>
+            <w:rPr>
+              <w:rFonts w:ascii="Times New Roman" w:hAnsi="Times New Roman" w:eastAsia="宋体"/>
+            </w:rPr>
+            <w:fldChar w:fldCharType="end"/>
+          </w:r>
+        </w:p>
+        <w:p>
+          <w:pPr>
+            <w:pStyle w:val="4"/>
+            <w:tabs>
+              <w:tab w:val="right" w:leader="dot" w:pos="8306"/>
+            </w:tabs>
+          </w:pPr>
+          <w:r>
+            <w:rPr>
+              <w:rFonts w:ascii="Times New Roman" w:hAnsi="Times New Roman" w:eastAsia="宋体"/>
+            </w:rPr>
+            <w:fldChar w:fldCharType="begin"/>
+          </w:r>
+          <w:r>
+            <w:rPr>
+              <w:rFonts w:ascii="Times New Roman" w:hAnsi="Times New Roman" w:eastAsia="宋体"/>
+            </w:rPr>
+            <w:instrText xml:space="preserve"> HYPERLINK \l _Toc1758265582 </w:instrText>
+          </w:r>
+          <w:r>
+            <w:rPr>
+              <w:rFonts w:ascii="Times New Roman" w:hAnsi="Times New Roman" w:eastAsia="宋体"/>
+            </w:rPr>
+            <w:fldChar w:fldCharType="separate"/>
+          </w:r>
+          <w:r>
+            <w:t>3.4 词典与词袋</w:t>
+          </w:r>
+          <w:r>
+            <w:tab/>
+          </w:r>
+          <w:r>
+            <w:fldChar w:fldCharType="begin"/>
+          </w:r>
+          <w:r>
+            <w:instrText xml:space="preserve"> PAGEREF _Toc1758265582 \h </w:instrText>
+          </w:r>
+          <w:r>
+            <w:fldChar w:fldCharType="separate"/>
+          </w:r>
+          <w:r>
+            <w:t>10</w:t>
+          </w:r>
+          <w:r>
+            <w:fldChar w:fldCharType="end"/>
+          </w:r>
+          <w:r>
+            <w:rPr>
+              <w:rFonts w:ascii="Times New Roman" w:hAnsi="Times New Roman" w:eastAsia="宋体"/>
+            </w:rPr>
+            <w:fldChar w:fldCharType="end"/>
+          </w:r>
+        </w:p>
+        <w:p>
+          <w:pPr>
+            <w:pStyle w:val="5"/>
+            <w:tabs>
+              <w:tab w:val="right" w:leader="dot" w:pos="8306"/>
+            </w:tabs>
+          </w:pPr>
+          <w:r>
+            <w:rPr>
+              <w:rFonts w:ascii="Times New Roman" w:hAnsi="Times New Roman" w:eastAsia="宋体"/>
+            </w:rPr>
+            <w:fldChar w:fldCharType="begin"/>
+          </w:r>
+          <w:r>
+            <w:rPr>
+              <w:rFonts w:ascii="Times New Roman" w:hAnsi="Times New Roman" w:eastAsia="宋体"/>
+            </w:rPr>
+            <w:instrText xml:space="preserve"> HYPERLINK \l _Toc1794653954 </w:instrText>
+          </w:r>
+          <w:r>
+            <w:rPr>
+              <w:rFonts w:ascii="Times New Roman" w:hAnsi="Times New Roman" w:eastAsia="宋体"/>
+            </w:rPr>
+            <w:fldChar w:fldCharType="separate"/>
+          </w:r>
+          <w:r>
+            <w:t>第四章 实验设计与实现</w:t>
+          </w:r>
+          <w:r>
+            <w:tab/>
+          </w:r>
+          <w:r>
+            <w:fldChar w:fldCharType="begin"/>
+          </w:r>
+          <w:r>
+            <w:instrText xml:space="preserve"> PAGEREF _Toc1794653954 \h </w:instrText>
+          </w:r>
+          <w:r>
+            <w:fldChar w:fldCharType="separate"/>
+          </w:r>
+          <w:r>
+            <w:t>10</w:t>
+          </w:r>
+          <w:r>
+            <w:fldChar w:fldCharType="end"/>
+          </w:r>
+          <w:r>
+            <w:rPr>
+              <w:rFonts w:ascii="Times New Roman" w:hAnsi="Times New Roman" w:eastAsia="宋体"/>
+            </w:rPr>
+            <w:fldChar w:fldCharType="end"/>
+          </w:r>
+        </w:p>
+        <w:p>
+          <w:pPr>
+            <w:pStyle w:val="4"/>
+            <w:tabs>
+              <w:tab w:val="right" w:leader="dot" w:pos="8306"/>
+            </w:tabs>
+          </w:pPr>
+          <w:r>
+            <w:rPr>
+              <w:rFonts w:ascii="Times New Roman" w:hAnsi="Times New Roman" w:eastAsia="宋体"/>
+            </w:rPr>
+            <w:fldChar w:fldCharType="begin"/>
+          </w:r>
+          <w:r>
+            <w:rPr>
+              <w:rFonts w:ascii="Times New Roman" w:hAnsi="Times New Roman" w:eastAsia="宋体"/>
+            </w:rPr>
+            <w:instrText xml:space="preserve"> HYPERLINK \l _Toc1341182763 </w:instrText>
+          </w:r>
+          <w:r>
+            <w:rPr>
+              <w:rFonts w:ascii="Times New Roman" w:hAnsi="Times New Roman" w:eastAsia="宋体"/>
+            </w:rPr>
+            <w:fldChar w:fldCharType="separate"/>
+          </w:r>
+          <w:r>
+            <w:t>4.1 总体流程</w:t>
+          </w:r>
+          <w:r>
+            <w:tab/>
+          </w:r>
+          <w:r>
+            <w:fldChar w:fldCharType="begin"/>
+          </w:r>
+          <w:r>
+            <w:instrText xml:space="preserve"> PAGEREF _Toc1341182763 \h </w:instrText>
+          </w:r>
+          <w:r>
+            <w:fldChar w:fldCharType="separate"/>
+          </w:r>
+          <w:r>
+            <w:t>10</w:t>
+          </w:r>
+          <w:r>
+            <w:fldChar w:fldCharType="end"/>
+          </w:r>
+          <w:r>
+            <w:rPr>
+              <w:rFonts w:ascii="Times New Roman" w:hAnsi="Times New Roman" w:eastAsia="宋体"/>
+            </w:rPr>
+            <w:fldChar w:fldCharType="end"/>
+          </w:r>
+        </w:p>
+        <w:p>
+          <w:pPr>
+            <w:pStyle w:val="4"/>
+            <w:tabs>
+              <w:tab w:val="right" w:leader="dot" w:pos="8306"/>
+            </w:tabs>
+          </w:pPr>
+          <w:r>
+            <w:rPr>
+              <w:rFonts w:ascii="Times New Roman" w:hAnsi="Times New Roman" w:eastAsia="宋体"/>
+            </w:rPr>
+            <w:fldChar w:fldCharType="begin"/>
+          </w:r>
+          <w:r>
+            <w:rPr>
+              <w:rFonts w:ascii="Times New Roman" w:hAnsi="Times New Roman" w:eastAsia="宋体"/>
+            </w:rPr>
+            <w:instrText xml:space="preserve"> HYPERLINK \l _Toc1270338829 </w:instrText>
+          </w:r>
+          <w:r>
+            <w:rPr>
+              <w:rFonts w:ascii="Times New Roman" w:hAnsi="Times New Roman" w:eastAsia="宋体"/>
+            </w:rPr>
+            <w:fldChar w:fldCharType="separate"/>
+          </w:r>
+          <w:r>
+            <w:t>4.2 关键超参</w:t>
+          </w:r>
+          <w:r>
+            <w:tab/>
+          </w:r>
+          <w:r>
+            <w:fldChar w:fldCharType="begin"/>
+          </w:r>
+          <w:r>
+            <w:instrText xml:space="preserve"> PAGEREF _Toc1270338829 \h </w:instrText>
+          </w:r>
+          <w:r>
+            <w:fldChar w:fldCharType="separate"/>
+          </w:r>
+          <w:r>
+            <w:t>11</w:t>
+          </w:r>
+          <w:r>
+            <w:fldChar w:fldCharType="end"/>
+          </w:r>
+          <w:r>
+            <w:rPr>
+              <w:rFonts w:ascii="Times New Roman" w:hAnsi="Times New Roman" w:eastAsia="宋体"/>
+            </w:rPr>
+            <w:fldChar w:fldCharType="end"/>
+          </w:r>
+        </w:p>
+        <w:p>
+          <w:pPr>
+            <w:pStyle w:val="4"/>
+            <w:tabs>
+              <w:tab w:val="right" w:leader="dot" w:pos="8306"/>
+            </w:tabs>
+          </w:pPr>
+          <w:r>
+            <w:rPr>
+              <w:rFonts w:ascii="Times New Roman" w:hAnsi="Times New Roman" w:eastAsia="宋体"/>
+            </w:rPr>
+            <w:fldChar w:fldCharType="begin"/>
+          </w:r>
+          <w:r>
+            <w:rPr>
+              <w:rFonts w:ascii="Times New Roman" w:hAnsi="Times New Roman" w:eastAsia="宋体"/>
+            </w:rPr>
+            <w:instrText xml:space="preserve"> HYPERLINK \l _Toc302280529 </w:instrText>
+          </w:r>
+          <w:r>
+            <w:rPr>
+              <w:rFonts w:ascii="Times New Roman" w:hAnsi="Times New Roman" w:eastAsia="宋体"/>
+            </w:rPr>
+            <w:fldChar w:fldCharType="separate"/>
+          </w:r>
+          <w:r>
+            <w:t>4.3 实现与环境</w:t>
+          </w:r>
+          <w:r>
+            <w:tab/>
+          </w:r>
+          <w:r>
+            <w:fldChar w:fldCharType="begin"/>
+          </w:r>
+          <w:r>
+            <w:instrText xml:space="preserve"> PAGEREF _Toc302280529 \h </w:instrText>
+          </w:r>
+          <w:r>
+            <w:fldChar w:fldCharType="separate"/>
+          </w:r>
+          <w:r>
+            <w:t>11</w:t>
+          </w:r>
+          <w:r>
+            <w:fldChar w:fldCharType="end"/>
+          </w:r>
+          <w:r>
+            <w:rPr>
+              <w:rFonts w:ascii="Times New Roman" w:hAnsi="Times New Roman" w:eastAsia="宋体"/>
+            </w:rPr>
+            <w:fldChar w:fldCharType="end"/>
+          </w:r>
+        </w:p>
+        <w:p>
+          <w:pPr>
+            <w:pStyle w:val="5"/>
+            <w:tabs>
+              <w:tab w:val="right" w:leader="dot" w:pos="8306"/>
+            </w:tabs>
+          </w:pPr>
+          <w:r>
+            <w:rPr>
+              <w:rFonts w:ascii="Times New Roman" w:hAnsi="Times New Roman" w:eastAsia="宋体"/>
+            </w:rPr>
+            <w:fldChar w:fldCharType="begin"/>
+          </w:r>
+          <w:r>
+            <w:rPr>
+              <w:rFonts w:ascii="Times New Roman" w:hAnsi="Times New Roman" w:eastAsia="宋体"/>
+            </w:rPr>
+            <w:instrText xml:space="preserve"> HYPERLINK \l _Toc1630025748 </w:instrText>
+          </w:r>
+          <w:r>
+            <w:rPr>
+              <w:rFonts w:ascii="Times New Roman" w:hAnsi="Times New Roman" w:eastAsia="宋体"/>
+            </w:rPr>
+            <w:fldChar w:fldCharType="separate"/>
+          </w:r>
+          <w:r>
+            <w:t>第五章 实验结果与分析</w:t>
+          </w:r>
+          <w:r>
+            <w:tab/>
+          </w:r>
+          <w:r>
+            <w:fldChar w:fldCharType="begin"/>
+          </w:r>
+          <w:r>
+            <w:instrText xml:space="preserve"> PAGEREF _Toc1630025748 \h </w:instrText>
+          </w:r>
+          <w:r>
+            <w:fldChar w:fldCharType="separate"/>
+          </w:r>
+          <w:r>
+            <w:t>11</w:t>
+          </w:r>
+          <w:r>
+            <w:fldChar w:fldCharType="end"/>
+          </w:r>
+          <w:r>
+            <w:rPr>
+              <w:rFonts w:ascii="Times New Roman" w:hAnsi="Times New Roman" w:eastAsia="宋体"/>
+            </w:rPr>
+            <w:fldChar w:fldCharType="end"/>
+          </w:r>
+        </w:p>
+        <w:p>
+          <w:pPr>
+            <w:pStyle w:val="4"/>
+            <w:tabs>
+              <w:tab w:val="right" w:leader="dot" w:pos="8306"/>
+            </w:tabs>
+          </w:pPr>
+          <w:r>
+            <w:rPr>
+              <w:rFonts w:ascii="Times New Roman" w:hAnsi="Times New Roman" w:eastAsia="宋体"/>
+            </w:rPr>
+            <w:fldChar w:fldCharType="begin"/>
+          </w:r>
+          <w:r>
+            <w:rPr>
+              <w:rFonts w:ascii="Times New Roman" w:hAnsi="Times New Roman" w:eastAsia="宋体"/>
+            </w:rPr>
+            <w:instrText xml:space="preserve"> HYPERLINK \l _Toc393861857 </w:instrText>
+          </w:r>
+          <w:r>
+            <w:rPr>
+              <w:rFonts w:ascii="Times New Roman" w:hAnsi="Times New Roman" w:eastAsia="宋体"/>
+            </w:rPr>
+            <w:fldChar w:fldCharType="separate"/>
+          </w:r>
+          <w:r>
+            <w:t>5.1 主题数 K 的模型选择</w:t>
+          </w:r>
+          <w:r>
+            <w:tab/>
+          </w:r>
+          <w:r>
+            <w:fldChar w:fldCharType="begin"/>
+          </w:r>
+          <w:r>
+            <w:instrText xml:space="preserve"> PAGEREF _Toc393861857 \h </w:instrText>
+          </w:r>
+          <w:r>
+            <w:fldChar w:fldCharType="separate"/>
+          </w:r>
+          <w:r>
+            <w:t>11</w:t>
+          </w:r>
+          <w:r>
+            <w:fldChar w:fldCharType="end"/>
+          </w:r>
+          <w:r>
+            <w:rPr>
+              <w:rFonts w:ascii="Times New Roman" w:hAnsi="Times New Roman" w:eastAsia="宋体"/>
+            </w:rPr>
+            <w:fldChar w:fldCharType="end"/>
+          </w:r>
+        </w:p>
+        <w:p>
+          <w:pPr>
+            <w:pStyle w:val="4"/>
+            <w:tabs>
+              <w:tab w:val="right" w:leader="dot" w:pos="8306"/>
+            </w:tabs>
+          </w:pPr>
+          <w:r>
+            <w:rPr>
+              <w:rFonts w:ascii="Times New Roman" w:hAnsi="Times New Roman" w:eastAsia="宋体"/>
+            </w:rPr>
+            <w:fldChar w:fldCharType="begin"/>
+          </w:r>
+          <w:r>
+            <w:rPr>
+              <w:rFonts w:ascii="Times New Roman" w:hAnsi="Times New Roman" w:eastAsia="宋体"/>
+            </w:rPr>
+            <w:instrText xml:space="preserve"> HYPERLINK \l _Toc1091630545 </w:instrText>
+          </w:r>
+          <w:r>
+            <w:rPr>
+              <w:rFonts w:ascii="Times New Roman" w:hAnsi="Times New Roman" w:eastAsia="宋体"/>
+            </w:rPr>
+            <w:fldChar w:fldCharType="separate"/>
+          </w:r>
+          <w:r>
+            <w:t>5.2 主题关键词与命名</w:t>
+          </w:r>
+          <w:r>
+            <w:tab/>
+          </w:r>
+          <w:r>
+            <w:fldChar w:fldCharType="begin"/>
+          </w:r>
+          <w:r>
+            <w:instrText xml:space="preserve"> PAGEREF _Toc1091630545 \h </w:instrText>
+          </w:r>
+          <w:r>
+            <w:fldChar w:fldCharType="separate"/>
+          </w:r>
+          <w:r>
+            <w:t>12</w:t>
+          </w:r>
+          <w:r>
+            <w:fldChar w:fldCharType="end"/>
+          </w:r>
+          <w:r>
+            <w:rPr>
+              <w:rFonts w:ascii="Times New Roman" w:hAnsi="Times New Roman" w:eastAsia="宋体"/>
+            </w:rPr>
+            <w:fldChar w:fldCharType="end"/>
+          </w:r>
+        </w:p>
+        <w:p>
+          <w:pPr>
+            <w:pStyle w:val="4"/>
+            <w:tabs>
+              <w:tab w:val="right" w:leader="dot" w:pos="8306"/>
+            </w:tabs>
+          </w:pPr>
+          <w:r>
+            <w:rPr>
+              <w:rFonts w:ascii="Times New Roman" w:hAnsi="Times New Roman" w:eastAsia="宋体"/>
+            </w:rPr>
+            <w:fldChar w:fldCharType="begin"/>
+          </w:r>
+          <w:r>
+            <w:rPr>
+              <w:rFonts w:ascii="Times New Roman" w:hAnsi="Times New Roman" w:eastAsia="宋体"/>
+            </w:rPr>
+            <w:instrText xml:space="preserve"> HYPERLINK \l _Toc1081773494 </w:instrText>
+          </w:r>
+          <w:r>
+            <w:rPr>
+              <w:rFonts w:ascii="Times New Roman" w:hAnsi="Times New Roman" w:eastAsia="宋体"/>
+            </w:rPr>
+            <w:fldChar w:fldCharType="separate"/>
+          </w:r>
+          <w:r>
+            <w:t>5.3 主题间距离图</w:t>
+          </w:r>
+          <w:r>
+            <w:tab/>
+          </w:r>
+          <w:r>
+            <w:fldChar w:fldCharType="begin"/>
+          </w:r>
+          <w:r>
+            <w:instrText xml:space="preserve"> PAGEREF _Toc1081773494 \h </w:instrText>
+          </w:r>
+          <w:r>
+            <w:fldChar w:fldCharType="separate"/>
+          </w:r>
+          <w:r>
+            <w:t>15</w:t>
+          </w:r>
+          <w:r>
+            <w:fldChar w:fldCharType="end"/>
+          </w:r>
+          <w:r>
+            <w:rPr>
+              <w:rFonts w:ascii="Times New Roman" w:hAnsi="Times New Roman" w:eastAsia="宋体"/>
+            </w:rPr>
+            <w:fldChar w:fldCharType="end"/>
+          </w:r>
+        </w:p>
+        <w:p>
+          <w:pPr>
+            <w:pStyle w:val="4"/>
+            <w:tabs>
+              <w:tab w:val="right" w:leader="dot" w:pos="8306"/>
+            </w:tabs>
+          </w:pPr>
+          <w:r>
+            <w:rPr>
+              <w:rFonts w:ascii="Times New Roman" w:hAnsi="Times New Roman" w:eastAsia="宋体"/>
+            </w:rPr>
+            <w:fldChar w:fldCharType="begin"/>
+          </w:r>
+          <w:r>
+            <w:rPr>
+              <w:rFonts w:ascii="Times New Roman" w:hAnsi="Times New Roman" w:eastAsia="宋体"/>
+            </w:rPr>
+            <w:instrText xml:space="preserve"> HYPERLINK \l _Toc770558156 </w:instrText>
+          </w:r>
+          <w:r>
+            <w:rPr>
+              <w:rFonts w:ascii="Times New Roman" w:hAnsi="Times New Roman" w:eastAsia="宋体"/>
+            </w:rPr>
+            <w:fldChar w:fldCharType="separate"/>
+          </w:r>
+          <w:r>
+            <w:t>5.4 主题 × 来源媒体</w:t>
+          </w:r>
+          <w:r>
+            <w:tab/>
+          </w:r>
+          <w:r>
+            <w:fldChar w:fldCharType="begin"/>
+          </w:r>
+          <w:r>
+            <w:instrText xml:space="preserve"> PAGEREF _Toc770558156 \h </w:instrText>
+          </w:r>
+          <w:r>
+            <w:fldChar w:fldCharType="separate"/>
+          </w:r>
+          <w:r>
+            <w:t>16</w:t>
+          </w:r>
+          <w:r>
+            <w:fldChar w:fldCharType="end"/>
+          </w:r>
+          <w:r>
+            <w:rPr>
+              <w:rFonts w:ascii="Times New Roman" w:hAnsi="Times New Roman" w:eastAsia="宋体"/>
+            </w:rPr>
+            <w:fldChar w:fldCharType="end"/>
+          </w:r>
+        </w:p>
+        <w:p>
+          <w:pPr>
+            <w:pStyle w:val="4"/>
+            <w:tabs>
+              <w:tab w:val="right" w:leader="dot" w:pos="8306"/>
+            </w:tabs>
+          </w:pPr>
+          <w:r>
+            <w:rPr>
+              <w:rFonts w:ascii="Times New Roman" w:hAnsi="Times New Roman" w:eastAsia="宋体"/>
+            </w:rPr>
+            <w:fldChar w:fldCharType="begin"/>
+          </w:r>
+          <w:r>
+            <w:rPr>
+              <w:rFonts w:ascii="Times New Roman" w:hAnsi="Times New Roman" w:eastAsia="宋体"/>
+            </w:rPr>
+            <w:instrText xml:space="preserve"> HYPERLINK \l _Toc1444536482 </w:instrText>
+          </w:r>
+          <w:r>
+            <w:rPr>
+              <w:rFonts w:ascii="Times New Roman" w:hAnsi="Times New Roman" w:eastAsia="宋体"/>
+            </w:rPr>
+            <w:fldChar w:fldCharType="separate"/>
+          </w:r>
+          <w:r>
+            <w:t>5.5 时间维度：抓取窗口内的主题构成</w:t>
+          </w:r>
+          <w:r>
+            <w:tab/>
+          </w:r>
+          <w:r>
+            <w:fldChar w:fldCharType="begin"/>
+          </w:r>
+          <w:r>
+            <w:instrText xml:space="preserve"> PAGEREF _Toc1444536482 \h </w:instrText>
+          </w:r>
+          <w:r>
+            <w:fldChar w:fldCharType="separate"/>
+          </w:r>
+          <w:r>
+            <w:t>17</w:t>
+          </w:r>
+          <w:r>
+            <w:fldChar w:fldCharType="end"/>
+          </w:r>
+          <w:r>
+            <w:rPr>
+              <w:rFonts w:ascii="Times New Roman" w:hAnsi="Times New Roman" w:eastAsia="宋体"/>
+            </w:rPr>
+            <w:fldChar w:fldCharType="end"/>
+          </w:r>
+        </w:p>
+        <w:p>
+          <w:pPr>
+            <w:pStyle w:val="4"/>
+            <w:tabs>
+              <w:tab w:val="right" w:leader="dot" w:pos="8306"/>
+            </w:tabs>
+          </w:pPr>
+          <w:r>
+            <w:rPr>
+              <w:rFonts w:ascii="Times New Roman" w:hAnsi="Times New Roman" w:eastAsia="宋体"/>
+            </w:rPr>
+            <w:fldChar w:fldCharType="begin"/>
+          </w:r>
+          <w:r>
+            <w:rPr>
+              <w:rFonts w:ascii="Times New Roman" w:hAnsi="Times New Roman" w:eastAsia="宋体"/>
+            </w:rPr>
+            <w:instrText xml:space="preserve"> HYPERLINK \l _Toc1022023639 </w:instrText>
+          </w:r>
+          <w:r>
+            <w:rPr>
+              <w:rFonts w:ascii="Times New Roman" w:hAnsi="Times New Roman" w:eastAsia="宋体"/>
+            </w:rPr>
+            <w:fldChar w:fldCharType="separate"/>
+          </w:r>
+          <w:r>
+            <w:t>5.6 联动分析：作业 2 新词在主题中的归属</w:t>
+          </w:r>
+          <w:r>
+            <w:tab/>
+          </w:r>
+          <w:r>
+            <w:fldChar w:fldCharType="begin"/>
+          </w:r>
+          <w:r>
+            <w:instrText xml:space="preserve"> PAGEREF _Toc1022023639 \h </w:instrText>
+          </w:r>
+          <w:r>
+            <w:fldChar w:fldCharType="separate"/>
+          </w:r>
+          <w:r>
+            <w:t>18</w:t>
+          </w:r>
+          <w:r>
+            <w:fldChar w:fldCharType="end"/>
+          </w:r>
+          <w:r>
+            <w:rPr>
+              <w:rFonts w:ascii="Times New Roman" w:hAnsi="Times New Roman" w:eastAsia="宋体"/>
+            </w:rPr>
+            <w:fldChar w:fldCharType="end"/>
+          </w:r>
+        </w:p>
+        <w:p>
+          <w:pPr>
+            <w:pStyle w:val="5"/>
+            <w:tabs>
+              <w:tab w:val="right" w:leader="dot" w:pos="8306"/>
+            </w:tabs>
+          </w:pPr>
+          <w:r>
+            <w:rPr>
+              <w:rFonts w:ascii="Times New Roman" w:hAnsi="Times New Roman" w:eastAsia="宋体"/>
+            </w:rPr>
+            <w:fldChar w:fldCharType="begin"/>
+          </w:r>
+          <w:r>
+            <w:rPr>
+              <w:rFonts w:ascii="Times New Roman" w:hAnsi="Times New Roman" w:eastAsia="宋体"/>
+            </w:rPr>
+            <w:instrText xml:space="preserve"> HYPERLINK \l _Toc1577091967 </w:instrText>
+          </w:r>
+          <w:r>
+            <w:rPr>
+              <w:rFonts w:ascii="Times New Roman" w:hAnsi="Times New Roman" w:eastAsia="宋体"/>
+            </w:rPr>
+            <w:fldChar w:fldCharType="separate"/>
+          </w:r>
+          <w:r>
+            <w:t>第六章 结论与展望</w:t>
+          </w:r>
+          <w:r>
+            <w:tab/>
+          </w:r>
+          <w:r>
+            <w:fldChar w:fldCharType="begin"/>
+          </w:r>
+          <w:r>
+            <w:instrText xml:space="preserve"> PAGEREF _Toc1577091967 \h </w:instrText>
+          </w:r>
+          <w:r>
+            <w:fldChar w:fldCharType="separate"/>
+          </w:r>
+          <w:r>
+            <w:t>19</w:t>
+          </w:r>
+          <w:r>
+            <w:fldChar w:fldCharType="end"/>
+          </w:r>
+          <w:r>
+            <w:rPr>
+              <w:rFonts w:ascii="Times New Roman" w:hAnsi="Times New Roman" w:eastAsia="宋体"/>
+            </w:rPr>
+            <w:fldChar w:fldCharType="end"/>
+          </w:r>
+        </w:p>
+        <w:p>
+          <w:pPr>
+            <w:pStyle w:val="4"/>
+            <w:tabs>
+              <w:tab w:val="right" w:leader="dot" w:pos="8306"/>
+            </w:tabs>
+          </w:pPr>
+          <w:r>
+            <w:rPr>
+              <w:rFonts w:ascii="Times New Roman" w:hAnsi="Times New Roman" w:eastAsia="宋体"/>
+            </w:rPr>
+            <w:fldChar w:fldCharType="begin"/>
+          </w:r>
+          <w:r>
+            <w:rPr>
+              <w:rFonts w:ascii="Times New Roman" w:hAnsi="Times New Roman" w:eastAsia="宋体"/>
+            </w:rPr>
+            <w:instrText xml:space="preserve"> HYPERLINK \l _Toc1941518095 </w:instrText>
+          </w:r>
+          <w:r>
+            <w:rPr>
+              <w:rFonts w:ascii="Times New Roman" w:hAnsi="Times New Roman" w:eastAsia="宋体"/>
+            </w:rPr>
+            <w:fldChar w:fldCharType="separate"/>
+          </w:r>
+          <w:r>
+            <w:t>6.1 结论</w:t>
+          </w:r>
+          <w:r>
+            <w:tab/>
+          </w:r>
+          <w:r>
+            <w:fldChar w:fldCharType="begin"/>
+          </w:r>
+          <w:r>
+            <w:instrText xml:space="preserve"> PAGEREF _Toc1941518095 \h </w:instrText>
+          </w:r>
+          <w:r>
+            <w:fldChar w:fldCharType="separate"/>
+          </w:r>
+          <w:r>
+            <w:t>19</w:t>
+          </w:r>
+          <w:r>
+            <w:fldChar w:fldCharType="end"/>
+          </w:r>
+          <w:r>
+            <w:rPr>
+              <w:rFonts w:ascii="Times New Roman" w:hAnsi="Times New Roman" w:eastAsia="宋体"/>
+            </w:rPr>
+            <w:fldChar w:fldCharType="end"/>
+          </w:r>
+        </w:p>
+        <w:p>
+          <w:pPr>
+            <w:pStyle w:val="4"/>
+            <w:tabs>
+              <w:tab w:val="right" w:leader="dot" w:pos="8306"/>
+            </w:tabs>
+          </w:pPr>
+          <w:r>
+            <w:rPr>
+              <w:rFonts w:ascii="Times New Roman" w:hAnsi="Times New Roman" w:eastAsia="宋体"/>
+            </w:rPr>
+            <w:fldChar w:fldCharType="begin"/>
+          </w:r>
+          <w:r>
+            <w:rPr>
+              <w:rFonts w:ascii="Times New Roman" w:hAnsi="Times New Roman" w:eastAsia="宋体"/>
+            </w:rPr>
+            <w:instrText xml:space="preserve"> HYPERLINK \l _Toc80606500 </w:instrText>
+          </w:r>
+          <w:r>
+            <w:rPr>
+              <w:rFonts w:ascii="Times New Roman" w:hAnsi="Times New Roman" w:eastAsia="宋体"/>
+            </w:rPr>
+            <w:fldChar w:fldCharType="separate"/>
+          </w:r>
+          <w:r>
+            <w:t>6.2 局限与诚实讨论</w:t>
+          </w:r>
+          <w:r>
+            <w:tab/>
+          </w:r>
+          <w:r>
+            <w:fldChar w:fldCharType="begin"/>
+          </w:r>
+          <w:r>
+            <w:instrText xml:space="preserve"> PAGEREF _Toc80606500 \h </w:instrText>
+          </w:r>
+          <w:r>
+            <w:fldChar w:fldCharType="separate"/>
+          </w:r>
+          <w:r>
+            <w:t>19</w:t>
+          </w:r>
+          <w:r>
+            <w:fldChar w:fldCharType="end"/>
+          </w:r>
+          <w:r>
+            <w:rPr>
+              <w:rFonts w:ascii="Times New Roman" w:hAnsi="Times New Roman" w:eastAsia="宋体"/>
+            </w:rPr>
+            <w:fldChar w:fldCharType="end"/>
+          </w:r>
+        </w:p>
+        <w:p>
+          <w:pPr>
+            <w:pStyle w:val="4"/>
+            <w:tabs>
+              <w:tab w:val="right" w:leader="dot" w:pos="8306"/>
+            </w:tabs>
+          </w:pPr>
+          <w:r>
+            <w:rPr>
+              <w:rFonts w:ascii="Times New Roman" w:hAnsi="Times New Roman" w:eastAsia="宋体"/>
+            </w:rPr>
+            <w:fldChar w:fldCharType="begin"/>
+          </w:r>
+          <w:r>
+            <w:rPr>
+              <w:rFonts w:ascii="Times New Roman" w:hAnsi="Times New Roman" w:eastAsia="宋体"/>
+            </w:rPr>
+            <w:instrText xml:space="preserve"> HYPERLINK \l _Toc1838747890 </w:instrText>
+          </w:r>
+          <w:r>
+            <w:rPr>
+              <w:rFonts w:ascii="Times New Roman" w:hAnsi="Times New Roman" w:eastAsia="宋体"/>
+            </w:rPr>
+            <w:fldChar w:fldCharType="separate"/>
+          </w:r>
+          <w:r>
+            <w:t>6.3 展望</w:t>
+          </w:r>
+          <w:r>
+            <w:tab/>
+          </w:r>
+          <w:r>
+            <w:fldChar w:fldCharType="begin"/>
+          </w:r>
+          <w:r>
+            <w:instrText xml:space="preserve"> PAGEREF _Toc1838747890 \h </w:instrText>
+          </w:r>
+          <w:r>
+            <w:fldChar w:fldCharType="separate"/>
+          </w:r>
+          <w:r>
+            <w:t>19</w:t>
+          </w:r>
+          <w:r>
+            <w:fldChar w:fldCharType="end"/>
+          </w:r>
+          <w:r>
+            <w:rPr>
+              <w:rFonts w:ascii="Times New Roman" w:hAnsi="Times New Roman" w:eastAsia="宋体"/>
+            </w:rPr>
+            <w:fldChar w:fldCharType="end"/>
+          </w:r>
+        </w:p>
+        <w:p>
+          <w:pPr>
+            <w:pStyle w:val="5"/>
+            <w:tabs>
+              <w:tab w:val="right" w:leader="dot" w:pos="8306"/>
+            </w:tabs>
+          </w:pPr>
+          <w:r>
+            <w:rPr>
+              <w:rFonts w:ascii="Times New Roman" w:hAnsi="Times New Roman" w:eastAsia="宋体"/>
+            </w:rPr>
+            <w:fldChar w:fldCharType="begin"/>
+          </w:r>
+          <w:r>
+            <w:rPr>
+              <w:rFonts w:ascii="Times New Roman" w:hAnsi="Times New Roman" w:eastAsia="宋体"/>
+            </w:rPr>
+            <w:instrText xml:space="preserve"> HYPERLINK \l _Toc1546106900 </w:instrText>
+          </w:r>
+          <w:r>
+            <w:rPr>
+              <w:rFonts w:ascii="Times New Roman" w:hAnsi="Times New Roman" w:eastAsia="宋体"/>
+            </w:rPr>
+            <w:fldChar w:fldCharType="separate"/>
+          </w:r>
+          <w:r>
+            <w:t>第七章 参考文献</w:t>
+          </w:r>
+          <w:r>
+            <w:tab/>
+          </w:r>
+          <w:r>
+            <w:fldChar w:fldCharType="begin"/>
+          </w:r>
+          <w:r>
+            <w:instrText xml:space="preserve"> PAGEREF _Toc1546106900 \h </w:instrText>
+          </w:r>
+          <w:r>
+            <w:fldChar w:fldCharType="separate"/>
+          </w:r>
+          <w:r>
+            <w:t>20</w:t>
+          </w:r>
+          <w:r>
+            <w:fldChar w:fldCharType="end"/>
+          </w:r>
+          <w:r>
+            <w:rPr>
+              <w:rFonts w:ascii="Times New Roman" w:hAnsi="Times New Roman" w:eastAsia="宋体"/>
+            </w:rPr>
+            <w:fldChar w:fldCharType="end"/>
+          </w:r>
+        </w:p>
+        <w:p>
+          <w:pPr>
+            <w:pStyle w:val="5"/>
+            <w:tabs>
+              <w:tab w:val="right" w:leader="dot" w:pos="8306"/>
+            </w:tabs>
+          </w:pPr>
+          <w:r>
+            <w:rPr>
+              <w:rFonts w:ascii="Times New Roman" w:hAnsi="Times New Roman" w:eastAsia="宋体"/>
+            </w:rPr>
+            <w:fldChar w:fldCharType="begin"/>
+          </w:r>
+          <w:r>
+            <w:rPr>
+              <w:rFonts w:ascii="Times New Roman" w:hAnsi="Times New Roman" w:eastAsia="宋体"/>
+            </w:rPr>
+            <w:instrText xml:space="preserve"> HYPERLINK \l _Toc866539600 </w:instrText>
+          </w:r>
+          <w:r>
+            <w:rPr>
+              <w:rFonts w:ascii="Times New Roman" w:hAnsi="Times New Roman" w:eastAsia="宋体"/>
+            </w:rPr>
+            <w:fldChar w:fldCharType="separate"/>
+          </w:r>
+          <w:r>
+            <w:t>第八章 附录：复现说明与文件清单</w:t>
+          </w:r>
+          <w:r>
+            <w:tab/>
+          </w:r>
+          <w:r>
+            <w:fldChar w:fldCharType="begin"/>
+          </w:r>
+          <w:r>
+            <w:instrText xml:space="preserve"> PAGEREF _Toc866539600 \h </w:instrText>
+          </w:r>
+          <w:r>
+            <w:fldChar w:fldCharType="separate"/>
+          </w:r>
+          <w:r>
+            <w:t>21</w:t>
+          </w:r>
+          <w:r>
+            <w:fldChar w:fldCharType="end"/>
+          </w:r>
+          <w:r>
+            <w:rPr>
+              <w:rFonts w:ascii="Times New Roman" w:hAnsi="Times New Roman" w:eastAsia="宋体"/>
+            </w:rPr>
+            <w:fldChar w:fldCharType="end"/>
+          </w:r>
+        </w:p>
+        <w:p>
+          <w:pPr>
+            <w:pStyle w:val="4"/>
+            <w:tabs>
+              <w:tab w:val="right" w:leader="dot" w:pos="8306"/>
+            </w:tabs>
+          </w:pPr>
+          <w:r>
+            <w:rPr>
+              <w:rFonts w:ascii="Times New Roman" w:hAnsi="Times New Roman" w:eastAsia="宋体"/>
+            </w:rPr>
+            <w:fldChar w:fldCharType="begin"/>
+          </w:r>
+          <w:r>
+            <w:rPr>
+              <w:rFonts w:ascii="Times New Roman" w:hAnsi="Times New Roman" w:eastAsia="宋体"/>
+            </w:rPr>
+            <w:instrText xml:space="preserve"> HYPERLINK \l _Toc1844446893 </w:instrText>
+          </w:r>
+          <w:r>
+            <w:rPr>
+              <w:rFonts w:ascii="Times New Roman" w:hAnsi="Times New Roman" w:eastAsia="宋体"/>
+            </w:rPr>
+            <w:fldChar w:fldCharType="separate"/>
+          </w:r>
+          <w:r>
+            <w:t>8.1 文件清单</w:t>
+          </w:r>
+          <w:r>
+            <w:tab/>
+          </w:r>
+          <w:r>
+            <w:fldChar w:fldCharType="begin"/>
+          </w:r>
+          <w:r>
+            <w:instrText xml:space="preserve"> PAGEREF _Toc1844446893 \h </w:instrText>
+          </w:r>
+          <w:r>
+            <w:fldChar w:fldCharType="separate"/>
+          </w:r>
+          <w:r>
+            <w:t>21</w:t>
+          </w:r>
+          <w:r>
+            <w:fldChar w:fldCharType="end"/>
+          </w:r>
+          <w:r>
+            <w:rPr>
+              <w:rFonts w:ascii="Times New Roman" w:hAnsi="Times New Roman" w:eastAsia="宋体"/>
+            </w:rPr>
+            <w:fldChar w:fldCharType="end"/>
+          </w:r>
+        </w:p>
+        <w:p>
+          <w:pPr>
+            <w:rPr>
+              <w:rFonts w:ascii="Times New Roman" w:hAnsi="Times New Roman" w:eastAsia="宋体" w:cs="Times New Roman"/>
+              <w:sz w:val="24"/>
+              <w:szCs w:val="24"/>
+            </w:rPr>
+          </w:pPr>
+          <w:r>
+            <w:rPr>
+              <w:rFonts w:ascii="Times New Roman" w:hAnsi="Times New Roman" w:eastAsia="宋体"/>
+            </w:rPr>
+            <w:fldChar w:fldCharType="end"/>
+          </w:r>
+        </w:p>
+      </w:sdtContent>
+    </w:sdt>
+    <w:p>
+      <w:pPr>
+        <w:rPr>
+          <w:rFonts w:ascii="Times New Roman" w:hAnsi="Times New Roman" w:eastAsia="宋体" w:cs="Times New Roman"/>
+          <w:sz w:val="24"/>
+          <w:szCs w:val="24"/>
+        </w:rPr>
+      </w:pPr>
     </w:p>
     <w:p>
       <w:pPr>
         <w:pStyle w:val="2"/>
         <w:bidi w:val="0"/>
       </w:pPr>
-      <w:bookmarkStart w:id="0" w:name="_Toc1735098858"/>
+      <w:bookmarkStart w:id="0" w:name="_Toc21531194"/>
+      <w:bookmarkStart w:id="1" w:name="_Toc1735098858"/>
       <w:r>
         <w:t>第一章 绪论</w:t>
       </w:r>
       <w:bookmarkEnd w:id="0"/>
+      <w:bookmarkEnd w:id="1"/>
     </w:p>
     <w:p>
       <w:pPr>
         <w:pStyle w:val="3"/>
         <w:bidi w:val="0"/>
       </w:pPr>
+      <w:bookmarkStart w:id="2" w:name="_Toc1097524862"/>
       <w:r>
         <w:t>1.1 选题背景与意义</w:t>
       </w:r>
+      <w:bookmarkEnd w:id="2"/>
     </w:p>
     <w:p>
       <w:pPr>
@@ -496,9 +2795,11 @@
         <w:pStyle w:val="3"/>
         <w:bidi w:val="0"/>
       </w:pPr>
+      <w:bookmarkStart w:id="3" w:name="_Toc1363311551"/>
       <w:r>
         <w:t>1.2 论文选择与依据</w:t>
       </w:r>
+      <w:bookmarkEnd w:id="3"/>
     </w:p>
     <w:p>
       <w:pPr>
@@ -596,9 +2897,11 @@
         <w:pStyle w:val="3"/>
         <w:bidi w:val="0"/>
       </w:pPr>
+      <w:bookmarkStart w:id="4" w:name="_Toc1674207814"/>
       <w:r>
         <w:t>1.3 本文工作与创新点</w:t>
       </w:r>
+      <w:bookmarkEnd w:id="4"/>
     </w:p>
     <w:p>
       <w:pPr>
@@ -657,9 +2960,11 @@
         <w:pStyle w:val="3"/>
         <w:bidi w:val="0"/>
       </w:pPr>
+      <w:bookmarkStart w:id="5" w:name="_Toc2079986904"/>
       <w:r>
         <w:t>1.4 组织结构</w:t>
       </w:r>
+      <w:bookmarkEnd w:id="5"/>
     </w:p>
     <w:p>
       <w:pPr>
@@ -679,18 +2984,22 @@
         <w:pStyle w:val="2"/>
         <w:bidi w:val="0"/>
       </w:pPr>
+      <w:bookmarkStart w:id="6" w:name="_Toc1601089662"/>
       <w:r>
         <w:t>第二章 相关理论与方法</w:t>
       </w:r>
+      <w:bookmarkEnd w:id="6"/>
     </w:p>
     <w:p>
       <w:pPr>
         <w:pStyle w:val="3"/>
         <w:bidi w:val="0"/>
       </w:pPr>
+      <w:bookmarkStart w:id="7" w:name="_Toc1543852324"/>
       <w:r>
         <w:t>2.1 LDA 生成式假设</w:t>
       </w:r>
+      <w:bookmarkEnd w:id="7"/>
     </w:p>
     <w:p>
       <w:pPr>
@@ -826,9 +3135,11 @@
         <w:pStyle w:val="3"/>
         <w:bidi w:val="0"/>
       </w:pPr>
+      <w:bookmarkStart w:id="8" w:name="_Toc1628586414"/>
       <w:r>
         <w:t>2.2 推断算法</w:t>
       </w:r>
+      <w:bookmarkEnd w:id="8"/>
     </w:p>
     <w:p>
       <w:pPr>
@@ -848,9 +3159,11 @@
         <w:pStyle w:val="3"/>
         <w:bidi w:val="0"/>
       </w:pPr>
+      <w:bookmarkStart w:id="9" w:name="_Toc1972779083"/>
       <w:r>
         <w:t>2.3 模型选择指标</w:t>
       </w:r>
+      <w:bookmarkEnd w:id="9"/>
     </w:p>
     <w:p>
       <w:pPr>
@@ -902,7 +3215,7 @@
                     </pic:cNvPicPr>
                   </pic:nvPicPr>
                   <pic:blipFill>
-                    <a:blip r:embed="rId7" cstate="print"/>
+                    <a:blip r:embed="rId10" cstate="print"/>
                     <a:stretch>
                       <a:fillRect/>
                     </a:stretch>
@@ -967,9 +3280,11 @@
         <w:pStyle w:val="3"/>
         <w:bidi w:val="0"/>
       </w:pPr>
+      <w:bookmarkStart w:id="10" w:name="_Toc1498021948"/>
       <w:r>
         <w:t>2.4 主题间距离与可视化</w:t>
       </w:r>
+      <w:bookmarkEnd w:id="10"/>
     </w:p>
     <w:p>
       <w:pPr>
@@ -1008,7 +3323,7 @@
                     </pic:cNvPicPr>
                   </pic:nvPicPr>
                   <pic:blipFill>
-                    <a:blip r:embed="rId8" cstate="print"/>
+                    <a:blip r:embed="rId11" cstate="print"/>
                     <a:stretch>
                       <a:fillRect/>
                     </a:stretch>
@@ -1047,18 +3362,22 @@
         <w:pStyle w:val="2"/>
         <w:bidi w:val="0"/>
       </w:pPr>
+      <w:bookmarkStart w:id="11" w:name="_Toc156602608"/>
       <w:r>
         <w:t>第三章 数据与预处理</w:t>
       </w:r>
+      <w:bookmarkEnd w:id="11"/>
     </w:p>
     <w:p>
       <w:pPr>
         <w:pStyle w:val="3"/>
         <w:bidi w:val="0"/>
       </w:pPr>
+      <w:bookmarkStart w:id="12" w:name="_Toc1352565081"/>
       <w:r>
         <w:t>3.1 语料来源（联动作业 1）</w:t>
       </w:r>
+      <w:bookmarkEnd w:id="12"/>
     </w:p>
     <w:p>
       <w:pPr>
@@ -1075,7 +3394,7 @@
     </w:p>
     <w:tbl>
       <w:tblPr>
-        <w:tblStyle w:val="5"/>
+        <w:tblStyle w:val="6"/>
         <w:tblW w:w="9198" w:type="dxa"/>
         <w:jc w:val="center"/>
         <w:tblBorders>
@@ -1500,9 +3819,11 @@
         <w:pStyle w:val="3"/>
         <w:bidi w:val="0"/>
       </w:pPr>
+      <w:bookmarkStart w:id="13" w:name="_Toc1446912872"/>
       <w:r>
         <w:t>3.2 定制化分词词典（联动作业 2）</w:t>
       </w:r>
+      <w:bookmarkEnd w:id="13"/>
     </w:p>
     <w:p>
       <w:pPr>
@@ -1522,9 +3843,11 @@
         <w:pStyle w:val="3"/>
         <w:bidi w:val="0"/>
       </w:pPr>
+      <w:bookmarkStart w:id="14" w:name="_Toc159821076"/>
       <w:r>
         <w:t>3.3 三级停用词方案</w:t>
       </w:r>
+      <w:bookmarkEnd w:id="14"/>
     </w:p>
     <w:p>
       <w:pPr>
@@ -1541,7 +3864,7 @@
     </w:p>
     <w:tbl>
       <w:tblPr>
-        <w:tblStyle w:val="5"/>
+        <w:tblStyle w:val="6"/>
         <w:tblW w:w="9198" w:type="dxa"/>
         <w:jc w:val="center"/>
         <w:tblBorders>
@@ -1790,9 +4113,11 @@
         <w:pStyle w:val="3"/>
         <w:bidi w:val="0"/>
       </w:pPr>
+      <w:bookmarkStart w:id="15" w:name="_Toc1758265582"/>
       <w:r>
         <w:t>3.4 词典与词袋</w:t>
       </w:r>
+      <w:bookmarkEnd w:id="15"/>
     </w:p>
     <w:p>
       <w:pPr>
@@ -1812,18 +4137,22 @@
         <w:pStyle w:val="2"/>
         <w:bidi w:val="0"/>
       </w:pPr>
+      <w:bookmarkStart w:id="16" w:name="_Toc1794653954"/>
       <w:r>
         <w:t>第四章 实验设计与实现</w:t>
       </w:r>
+      <w:bookmarkEnd w:id="16"/>
     </w:p>
     <w:p>
       <w:pPr>
         <w:pStyle w:val="3"/>
         <w:bidi w:val="0"/>
       </w:pPr>
+      <w:bookmarkStart w:id="17" w:name="_Toc1341182763"/>
       <w:r>
         <w:t>4.1 总体流程</w:t>
       </w:r>
+      <w:bookmarkEnd w:id="17"/>
     </w:p>
     <w:p>
       <w:pPr>
@@ -1849,7 +4178,7 @@
                     </pic:cNvPicPr>
                   </pic:nvPicPr>
                   <pic:blipFill>
-                    <a:blip r:embed="rId9" cstate="print"/>
+                    <a:blip r:embed="rId12" cstate="print"/>
                     <a:stretch>
                       <a:fillRect/>
                     </a:stretch>
@@ -1890,13 +4219,15 @@
         <w:pStyle w:val="3"/>
         <w:bidi w:val="0"/>
       </w:pPr>
+      <w:bookmarkStart w:id="18" w:name="_Toc1270338829"/>
       <w:r>
         <w:t>4.2 关键超参</w:t>
       </w:r>
+      <w:bookmarkEnd w:id="18"/>
     </w:p>
     <w:tbl>
       <w:tblPr>
-        <w:tblStyle w:val="5"/>
+        <w:tblStyle w:val="6"/>
         <w:tblW w:w="9198" w:type="dxa"/>
         <w:jc w:val="center"/>
         <w:tblBorders>
@@ -2232,9 +4563,11 @@
         <w:pStyle w:val="3"/>
         <w:bidi w:val="0"/>
       </w:pPr>
+      <w:bookmarkStart w:id="19" w:name="_Toc302280529"/>
       <w:r>
         <w:t>4.3 实现与环境</w:t>
       </w:r>
+      <w:bookmarkEnd w:id="19"/>
     </w:p>
     <w:p>
       <w:pPr>
@@ -2254,18 +4587,22 @@
         <w:pStyle w:val="2"/>
         <w:bidi w:val="0"/>
       </w:pPr>
+      <w:bookmarkStart w:id="20" w:name="_Toc1630025748"/>
       <w:r>
         <w:t>第五章 实验结果与分析</w:t>
       </w:r>
+      <w:bookmarkEnd w:id="20"/>
     </w:p>
     <w:p>
       <w:pPr>
         <w:pStyle w:val="3"/>
         <w:bidi w:val="0"/>
       </w:pPr>
+      <w:bookmarkStart w:id="21" w:name="_Toc393861857"/>
       <w:r>
         <w:t>5.1 主题数 K 的模型选择</w:t>
       </w:r>
+      <w:bookmarkEnd w:id="21"/>
     </w:p>
     <w:p>
       <w:pPr>
@@ -2291,7 +4628,7 @@
                     </pic:cNvPicPr>
                   </pic:nvPicPr>
                   <pic:blipFill>
-                    <a:blip r:embed="rId10" cstate="print"/>
+                    <a:blip r:embed="rId13" cstate="print"/>
                     <a:stretch>
                       <a:fillRect/>
                     </a:stretch>
@@ -2342,7 +4679,7 @@
     </w:p>
     <w:tbl>
       <w:tblPr>
-        <w:tblStyle w:val="5"/>
+        <w:tblStyle w:val="6"/>
         <w:tblW w:w="9198" w:type="dxa"/>
         <w:jc w:val="center"/>
         <w:tblBorders>
@@ -2816,9 +5153,11 @@
         <w:pStyle w:val="3"/>
         <w:bidi w:val="0"/>
       </w:pPr>
+      <w:bookmarkStart w:id="22" w:name="_Toc1091630545"/>
       <w:r>
         <w:t>5.2 主题关键词与命名</w:t>
       </w:r>
+      <w:bookmarkEnd w:id="22"/>
     </w:p>
     <w:p>
       <w:pPr>
@@ -2844,7 +5183,7 @@
                     </pic:cNvPicPr>
                   </pic:nvPicPr>
                   <pic:blipFill>
-                    <a:blip r:embed="rId11" cstate="print"/>
+                    <a:blip r:embed="rId14" cstate="print"/>
                     <a:stretch>
                       <a:fillRect/>
                     </a:stretch>
@@ -2904,7 +5243,7 @@
                     </pic:cNvPicPr>
                   </pic:nvPicPr>
                   <pic:blipFill>
-                    <a:blip r:embed="rId12" cstate="print"/>
+                    <a:blip r:embed="rId15" cstate="print"/>
                     <a:stretch>
                       <a:fillRect/>
                     </a:stretch>
@@ -2955,7 +5294,7 @@
     </w:p>
     <w:tbl>
       <w:tblPr>
-        <w:tblStyle w:val="5"/>
+        <w:tblStyle w:val="6"/>
         <w:tblW w:w="9200" w:type="dxa"/>
         <w:jc w:val="center"/>
         <w:tblBorders>
@@ -3903,9 +6242,11 @@
         <w:pStyle w:val="3"/>
         <w:bidi w:val="0"/>
       </w:pPr>
+      <w:bookmarkStart w:id="23" w:name="_Toc1081773494"/>
       <w:r>
         <w:t>5.3 主题间距离图</w:t>
       </w:r>
+      <w:bookmarkEnd w:id="23"/>
     </w:p>
     <w:p>
       <w:pPr>
@@ -3931,7 +6272,7 @@
                     </pic:cNvPicPr>
                   </pic:nvPicPr>
                   <pic:blipFill>
-                    <a:blip r:embed="rId13" cstate="print"/>
+                    <a:blip r:embed="rId16" cstate="print"/>
                     <a:stretch>
                       <a:fillRect/>
                     </a:stretch>
@@ -3985,9 +6326,11 @@
         <w:pStyle w:val="3"/>
         <w:bidi w:val="0"/>
       </w:pPr>
+      <w:bookmarkStart w:id="24" w:name="_Toc770558156"/>
       <w:r>
         <w:t>5.4 主题 × 来源媒体</w:t>
       </w:r>
+      <w:bookmarkEnd w:id="24"/>
     </w:p>
     <w:p>
       <w:pPr>
@@ -4013,7 +6356,7 @@
                     </pic:cNvPicPr>
                   </pic:nvPicPr>
                   <pic:blipFill>
-                    <a:blip r:embed="rId14" cstate="print"/>
+                    <a:blip r:embed="rId17" cstate="print"/>
                     <a:stretch>
                       <a:fillRect/>
                     </a:stretch>
@@ -4132,9 +6475,11 @@
         <w:pStyle w:val="3"/>
         <w:bidi w:val="0"/>
       </w:pPr>
+      <w:bookmarkStart w:id="25" w:name="_Toc1444536482"/>
       <w:r>
         <w:t>5.5 时间维度：抓取窗口内的主题构成</w:t>
       </w:r>
+      <w:bookmarkEnd w:id="25"/>
     </w:p>
     <w:p>
       <w:pPr>
@@ -4160,7 +6505,7 @@
                     </pic:cNvPicPr>
                   </pic:nvPicPr>
                   <pic:blipFill>
-                    <a:blip r:embed="rId15" cstate="print"/>
+                    <a:blip r:embed="rId18" cstate="print"/>
                     <a:stretch>
                       <a:fillRect/>
                     </a:stretch>
@@ -4214,9 +6559,11 @@
         <w:pStyle w:val="3"/>
         <w:bidi w:val="0"/>
       </w:pPr>
+      <w:bookmarkStart w:id="26" w:name="_Toc1022023639"/>
       <w:r>
         <w:t>5.6 联动分析：作业 2 新词在主题中的归属</w:t>
       </w:r>
+      <w:bookmarkEnd w:id="26"/>
     </w:p>
     <w:p>
       <w:pPr>
@@ -4242,7 +6589,7 @@
                     </pic:cNvPicPr>
                   </pic:nvPicPr>
                   <pic:blipFill>
-                    <a:blip r:embed="rId16" cstate="print"/>
+                    <a:blip r:embed="rId19" cstate="print"/>
                     <a:stretch>
                       <a:fillRect/>
                     </a:stretch>
@@ -4293,7 +6640,7 @@
     </w:p>
     <w:tbl>
       <w:tblPr>
-        <w:tblStyle w:val="5"/>
+        <w:tblStyle w:val="6"/>
         <w:tblW w:w="9196" w:type="dxa"/>
         <w:jc w:val="center"/>
         <w:tblBorders>
@@ -4706,18 +7053,22 @@
         <w:pStyle w:val="2"/>
         <w:bidi w:val="0"/>
       </w:pPr>
+      <w:bookmarkStart w:id="27" w:name="_Toc1577091967"/>
       <w:r>
         <w:t>第六章 结论与展望</w:t>
       </w:r>
+      <w:bookmarkEnd w:id="27"/>
     </w:p>
     <w:p>
       <w:pPr>
         <w:pStyle w:val="3"/>
         <w:bidi w:val="0"/>
       </w:pPr>
+      <w:bookmarkStart w:id="28" w:name="_Toc1941518095"/>
       <w:r>
         <w:t>6.1 结论</w:t>
       </w:r>
+      <w:bookmarkEnd w:id="28"/>
     </w:p>
     <w:p>
       <w:pPr>
@@ -4776,9 +7127,11 @@
         <w:pStyle w:val="3"/>
         <w:bidi w:val="0"/>
       </w:pPr>
+      <w:bookmarkStart w:id="29" w:name="_Toc80606500"/>
       <w:r>
         <w:t>6.2 局限与诚实讨论</w:t>
       </w:r>
+      <w:bookmarkEnd w:id="29"/>
     </w:p>
     <w:p>
       <w:pPr>
@@ -4824,9 +7177,11 @@
         <w:pStyle w:val="3"/>
         <w:bidi w:val="0"/>
       </w:pPr>
+      <w:bookmarkStart w:id="30" w:name="_Toc1838747890"/>
       <w:r>
         <w:t>6.3 展望</w:t>
       </w:r>
+      <w:bookmarkEnd w:id="30"/>
     </w:p>
     <w:p>
       <w:pPr>
@@ -4885,9 +7240,11 @@
         <w:pStyle w:val="2"/>
         <w:bidi w:val="0"/>
       </w:pPr>
+      <w:bookmarkStart w:id="31" w:name="_Toc1546106900"/>
       <w:r>
         <w:t>第七章 参考文献</w:t>
       </w:r>
+      <w:bookmarkEnd w:id="31"/>
     </w:p>
     <w:p>
       <w:pPr>
@@ -5063,22 +7420,26 @@
         <w:pStyle w:val="2"/>
         <w:bidi w:val="0"/>
       </w:pPr>
+      <w:bookmarkStart w:id="32" w:name="_Toc866539600"/>
       <w:r>
         <w:t>第八章 附录：复现说明与文件清单</w:t>
       </w:r>
+      <w:bookmarkEnd w:id="32"/>
     </w:p>
     <w:p>
       <w:pPr>
         <w:pStyle w:val="3"/>
         <w:bidi w:val="0"/>
       </w:pPr>
+      <w:bookmarkStart w:id="33" w:name="_Toc1844446893"/>
       <w:r>
         <w:t>8.1 文件清单</w:t>
       </w:r>
+      <w:bookmarkEnd w:id="33"/>
     </w:p>
     <w:tbl>
       <w:tblPr>
-        <w:tblStyle w:val="5"/>
+        <w:tblStyle w:val="6"/>
         <w:tblW w:w="9200" w:type="dxa"/>
         <w:jc w:val="center"/>
         <w:tblBorders>
@@ -5566,8 +7927,6 @@
         <w:spacing w:after="80" w:line="360" w:lineRule="auto"/>
         <w:ind w:firstLine="480"/>
       </w:pPr>
-      <w:bookmarkStart w:id="1" w:name="_GoBack"/>
-      <w:bookmarkEnd w:id="1"/>
     </w:p>
     <w:sectPr>
       <w:footerReference r:id="rId5" w:type="default"/>
@@ -5966,7 +8325,7 @@
     <w:name w:val="heading 3"/>
     <w:basedOn w:val="1"/>
     <w:next w:val="1"/>
-    <w:link w:val="7"/>
+    <w:link w:val="8"/>
     <w:unhideWhenUsed/>
     <w:qFormat/>
     <w:uiPriority w:val="0"/>
@@ -5981,12 +8340,12 @@
       <w:sz w:val="32"/>
     </w:rPr>
   </w:style>
-  <w:style w:type="character" w:default="1" w:styleId="6">
+  <w:style w:type="character" w:default="1" w:styleId="7">
     <w:name w:val="Default Paragraph Font"/>
     <w:semiHidden/>
     <w:uiPriority w:val="0"/>
   </w:style>
-  <w:style w:type="table" w:default="1" w:styleId="5">
+  <w:style w:type="table" w:default="1" w:styleId="6">
     <w:name w:val="Normal Table"/>
     <w:semiHidden/>
     <w:uiPriority w:val="0"/>
@@ -6000,6 +8359,15 @@
     </w:tblPr>
   </w:style>
   <w:style w:type="paragraph" w:styleId="4">
+    <w:name w:val="toc 3"/>
+    <w:basedOn w:val="1"/>
+    <w:next w:val="1"/>
+    <w:uiPriority w:val="0"/>
+    <w:pPr>
+      <w:ind w:left="840" w:leftChars="400"/>
+    </w:pPr>
+  </w:style>
+  <w:style w:type="paragraph" w:styleId="5">
     <w:name w:val="toc 2"/>
     <w:basedOn w:val="1"/>
     <w:next w:val="1"/>
@@ -6008,7 +8376,7 @@
       <w:ind w:left="420" w:leftChars="200"/>
     </w:pPr>
   </w:style>
-  <w:style w:type="character" w:customStyle="1" w:styleId="7">
+  <w:style w:type="character" w:customStyle="1" w:styleId="8">
     <w:name w:val="标题 3 Char"/>
     <w:link w:val="3"/>
     <w:uiPriority w:val="0"/>
